--- a/Predictive_RL_DVFS_Research_Paper_Updated.docx
+++ b/Predictive_RL_DVFS_Research_Paper_Updated.docx
@@ -252,7 +252,7 @@
         <w:t>renode/stm32f4_dvfs.repl</w:t>
       </w:r>
       <w:r>
-        <w:t>), streaming $694.4\text{M}$ instruction cycles and verifying a low SRAM memory footprint ($1,840\text{ bytes}$ stack memory).</w:t>
+        <w:t>), streaming instruction cycles via Renode's Telnet Monitor protocol (Port 1234) and verifying a low SRAM memory stack footprint ($1,840\text{ bytes}$).</w:t>
       </w:r>
     </w:p>
     <w:p>
@@ -468,7 +468,7 @@
         <w:t>Physics-Informed POMDP Formulation:</w:t>
       </w:r>
       <w:r>
-        <w:t xml:space="preserve"> We model supercapacitor differential dynamics ($I_{\text{cap}} = C \frac{dV}{dt}$) and internal resistive losses ($P_{\text{esr\_loss}} = I_{\text{load}}^2 R_{\text{esr}}$) within a custom Gymnasium environment, integrating an exponential crash penalty to enforce zero-brownout safety constraints.</w:t>
+        <w:t xml:space="preserve"> We model supercapacitor differential dynamics ($I_{\text{cap}} = C \frac{dV}{dt}$) and internal resistive losses ($P_{\text{esr\_loss}} = I_{\text{load}}^2 R_{\text{esr}}$) within a custom Gymnasium environment, integrating a brownout crash penalty to enforce zero-brownout safety constraints.</w:t>
       </w:r>
     </w:p>
     <w:p>
@@ -543,7 +543,7 @@
         <w:t>Renode.exe</w:t>
       </w:r>
       <w:r>
-        <w:t>), and streaming live telemetry over TCP sockets ($694.4\text{M}$ cycles, $1,840\text{ bytes}$ RAM footprint).</w:t>
+        <w:t>), and querying live registers via Renode's Telnet Monitor protocol on Port 1234 ($1,840\text{ bytes}$ stack memory).</w:t>
       </w:r>
     </w:p>
     <w:p>
@@ -644,13 +644,18 @@
         <w:rPr>
           <w:b/>
         </w:rPr>
-        <w:t>State Telemetry Space ($s_t \in \mathbb{R}^5$):</w:t>
+        <w:t>State Feature Vector ($s_t \in \mathbb{R}^5$):</w:t>
       </w:r>
       <w:r/>
     </w:p>
     <w:p>
       <w:r>
-        <w:t>$$s_t = \left[ \frac{V_{\text{terminal}}(t)}{V_{\text{max}}}, \frac{Q_{\text{len}}(t)}{Q_{\text{max}}}, \frac{P_{\text{harvested}}(t)}{P_{\text{max}}}, \frac{\Delta P_{\text{harvested}}(t)}{P_{\text{max}}}, a_{t-1} \right]$$</w:t>
+        <w:t>$$s_t = \left[ V_{\text{terminal}}(t), Q_{\text{len}}(t), P_{\text{harvested}}(t), \Delta P_{\text{harvested}}(t), \frac{a_{t-1}}{3.0} \right]$$</w:t>
+      </w:r>
+    </w:p>
+    <w:p>
+      <w:r>
+        <w:t>where $V_{\text{terminal}}(t)$ is the physical rail voltage ($\text{V}$), $Q_{\text{len}}(t)$ is current task queue length, $P_{\text{harvested}}(t)$ is harvested power ($\text{mW}$), $\Delta P_{\text{harvested}}(t)$ is the power differential gradient ($\text{mW/step}$), and $a_{t-1}/3.0$ is the normalized previous scaling index.</w:t>
       </w:r>
     </w:p>
     <w:p>
@@ -661,10 +666,10 @@
         <w:rPr>
           <w:b/>
         </w:rPr>
-        <w:t>Action Space ($a_t \in [-1, 1]$):</w:t>
+        <w:t>Action Space ($a_t \in \{0, 1, 2, 3\}$):</w:t>
       </w:r>
       <w:r>
-        <w:t xml:space="preserve"> Continuous frequency selection mapped linearly to discrete operating frequencies $f_t \in [8\text{ MHz}, 80\text{ MHz}]$.</w:t>
+        <w:t xml:space="preserve"> Discrete frequency selection index mapping to core frequencies $f_t \in \{8\text{ MHz}, 16\text{ MHz}, 48\text{ MHz}, 80\text{ MHz}\}$ and core supply voltages $V_{\text{dd}} \in \{0.9\text{V}, 1.1\text{V}, 1.3\text{V}, 1.5\text{V}\}$.</w:t>
       </w:r>
     </w:p>
     <w:p>
@@ -678,12 +683,12 @@
         <w:t>Reward Function ($r_t$):</w:t>
       </w:r>
       <w:r>
-        <w:t xml:space="preserve"> Designed to balance service rate execution against queue accumulation, while imposing a catastrophic exponential penalty on brownout events:</w:t>
+        <w:t xml:space="preserve"> Formulated to balance task execution throughput against queue buildup while penalizing brownout crash events:</w:t>
       </w:r>
     </w:p>
     <w:p>
       <w:r>
-        <w:t>$$r_t = \begin{cases} -500.0 &amp; \text{if } V_{\text{terminal}}(t) \le 1.8\text{V} \text{ (Brownout Crash)} \\ \mu_{\text{served}} \cdot \text{TasksServed}_t - \gamma_{\text{queue}} \cdot Q_{\text{len}}(t) - \lambda_{\text{switch}} |a_t - a_{t-1}| &amp; \text{otherwise} \end{cases}$$</w:t>
+        <w:t>$$r_t = \begin{cases} -200.0 &amp; \text{if } V_{\text{terminal}}(t) \le 1.8\text{V} \text{ (Brownout Reset Crash)} \\ \text{TasksServed}_t - (0.05 \cdot Q_{\text{len}}(t)) &amp; \text{otherwise} \end{cases}$$</w:t>
       </w:r>
     </w:p>
     <w:p>
@@ -735,7 +740,7 @@
         <w:br/>
         <w:t>+-----------------------------------------------------------------------------------+</w:t>
         <w:br/>
-        <w:t>| Input Vector (5D): [V_terminal, Q_len, P_harvested, Delta_P_harvested, a_{t-1}] |</w:t>
+        <w:t>| Input Vector (5D): [V_terminal, Q_len, P_harvested, Delta_P_harvested, a_{t-1}/3] |</w:t>
         <w:br/>
         <w:t>|                                       |                                           |</w:t>
         <w:br/>
@@ -751,7 +756,7 @@
         <w:br/>
         <w:t>|       |                                                               |           |</w:t>
         <w:br/>
-        <w:t>|  [Actor Head -&gt; Action Mean mu(s)]                      [Critic Head -&gt; Value V(s)]</w:t>
+        <w:t>|  [Actor Head -&gt; Discrete Action a_t]                   [Critic Head -&gt; Value V(s)]</w:t>
         <w:br/>
         <w:t>+-----------------------------------------------------------------------------------+</w:t>
       </w:r>
@@ -785,7 +790,7 @@
           <w:color w:val="0B2545"/>
           <w:sz w:val="28"/>
         </w:rPr>
-        <w:t>IV. ARM Cortex-M4 FreeRTOS Renode Hardware Co-Simulation Architecture</w:t>
+        <w:t>IV. ARM Cortex-M4 Renode Hardware Co-Simulation Architecture</w:t>
       </w:r>
     </w:p>
     <w:p>
@@ -805,20 +810,20 @@
         <w:br/>
         <w:t>|  (Gymnasium + Stable-Baselines3)   |               |   (ARM Cortex-M4 Core Target)     |</w:t>
         <w:br/>
-        <w:t>|                                    |  TCP Socket   |  - stm32f4_dvfs.repl &amp; .resc      |</w:t>
+        <w:t>|                                    |  Telnet Mon   |  - renode/stm32f4_dvfs.repl &amp; .resc|</w:t>
         <w:br/>
         <w:t>|   1. Observes Vterm, Qlen, Pharvest| ------------&gt; |   1. sysbus LoadELF firmware.elf  |</w:t>
         <w:br/>
-        <w:t>|   2. Computes action a_t (PPO)     |  Port 4000    |   2. Executes Thumb-2 instructions|</w:t>
+        <w:t>|   2. Computes action a_t (PPO)     |  Port 1234    |   2. sysbus.cpu PerformanceInMips |</w:t>
         <w:br/>
-        <w:t>|   3. Transmits JSON scaling cmd    | &lt;------------ |   3. Streams cycle telemetry &amp; RAM    |</w:t>
+        <w:t>|   3. Sends PerformanceInMips cmd   | &lt;------------ |   3. Queries SP &amp; ExecutedInst    |</w:t>
         <w:br/>
         <w:t>+------------------------------------+               +-----------------------------------+</w:t>
       </w:r>
     </w:p>
     <w:p>
       <w:r>
-        <w:t xml:space="preserve">To validate physical instruction execution, target microcontroller resource bounds, and RTOS task execution feasibility, we established an </w:t>
+        <w:t xml:space="preserve">To validate physical hardware instruction execution, target microcontroller resource constraints, and FreeRTOS task execution feasibility, we established an </w:t>
       </w:r>
       <w:r>
         <w:rPr>
@@ -915,7 +920,38 @@
         <w:t>0x08000009</w:t>
       </w:r>
       <w:r>
-        <w:t xml:space="preserve"> with Thumb-2 bit), and embedded USART1 telemetry routines.</w:t>
+        <w:t xml:space="preserve"> with Thumb-2 bit), and FreeRTOS task control block (TCB) stack allocation instructions (</w:t>
+      </w:r>
+      <w:r>
+        <w:rPr>
+          <w:rFonts w:ascii="Consolas" w:hAnsi="Consolas"/>
+          <w:color w:val="0F172A"/>
+          <w:sz w:val="19"/>
+        </w:rPr>
+        <w:t>push {r4, lr}</w:t>
+      </w:r>
+      <w:r>
+        <w:t xml:space="preserve"> and </w:t>
+      </w:r>
+      <w:r>
+        <w:rPr>
+          <w:rFonts w:ascii="Consolas" w:hAnsi="Consolas"/>
+          <w:color w:val="0F172A"/>
+          <w:sz w:val="19"/>
+        </w:rPr>
+        <w:t>sub sp</w:t>
+      </w:r>
+      <w:r>
+        <w:t xml:space="preserve"> totaling </w:t>
+      </w:r>
+      <w:r>
+        <w:rPr>
+          <w:b/>
+        </w:rPr>
+        <w:t>$1,840\text{ bytes}$</w:t>
+      </w:r>
+      <w:r>
+        <w:t xml:space="preserve"> stack depth).</w:t>
       </w:r>
     </w:p>
     <w:p>
@@ -926,7 +962,7 @@
         <w:rPr>
           <w:b/>
         </w:rPr>
-        <w:t>Renode Socket Interface (`Renode.exe` v1.16.0):</w:t>
+        <w:t>Renode Telnet Monitor Interface (`Renode.exe` v1.16.0 on Port 1234):</w:t>
       </w:r>
       <w:r/>
     </w:p>
@@ -943,7 +979,7 @@
         <w:t>C:\Program Files\Renode\bin\Renode.exe</w:t>
       </w:r>
       <w:r>
-        <w:t xml:space="preserve">) in plain background mode, loading </w:t>
+        <w:t xml:space="preserve">) in background mode, loading </w:t>
       </w:r>
       <w:r>
         <w:rPr>
@@ -965,12 +1001,12 @@
         <w:t>firmware/firmware.elf</w:t>
       </w:r>
       <w:r>
-        <w:t xml:space="preserve"> and host a line-buffered TCP terminal server on port 4000.</w:t>
+        <w:t xml:space="preserve"> and hosting a Telnet Monitor server on port 1234.</w:t>
       </w:r>
     </w:p>
     <w:p>
       <w:r>
-        <w:t>- On each control step ($\Delta t = 100\text{ ms}$), Python sends JSON scaling commands (</w:t>
+        <w:t>- On each control step ($\Delta t = 100\text{ ms}$), Python sends MIPS scaling commands (</w:t>
       </w:r>
       <w:r>
         <w:rPr>
@@ -978,15 +1014,37 @@
           <w:color w:val="0F172A"/>
           <w:sz w:val="19"/>
         </w:rPr>
-        <w:t>{"command": "set_frequency", "frequency_mhz": 80.0}</w:t>
+        <w:t>sysbus.cpu PerformanceInMips {freq_mhz}</w:t>
       </w:r>
       <w:r>
-        <w:t>).</w:t>
+        <w:t>) to dynamically adjust CPU clock rate in Renode.</w:t>
       </w:r>
     </w:p>
     <w:p>
       <w:r>
-        <w:t>- Renode executes virtual CPU cycles ($\Delta \text{cycles} = f_t \cdot \Delta t$) and returns FreeRTOS task control block (TCB) memory metrics.</w:t>
+        <w:t xml:space="preserve">- Queries live Renode registers: </w:t>
+      </w:r>
+      <w:r>
+        <w:rPr>
+          <w:rFonts w:ascii="Consolas" w:hAnsi="Consolas"/>
+          <w:color w:val="0F172A"/>
+          <w:sz w:val="19"/>
+        </w:rPr>
+        <w:t>sysbus.cpu ExecutedInstructions</w:t>
+      </w:r>
+      <w:r>
+        <w:t xml:space="preserve"> for cumulative executed instructions and </w:t>
+      </w:r>
+      <w:r>
+        <w:rPr>
+          <w:rFonts w:ascii="Consolas" w:hAnsi="Consolas"/>
+          <w:color w:val="0F172A"/>
+          <w:sz w:val="19"/>
+        </w:rPr>
+        <w:t>sysbus.cpu SP</w:t>
+      </w:r>
+      <w:r>
+        <w:t xml:space="preserve"> for live Stack Pointer register values.</w:t>
       </w:r>
     </w:p>
     <w:p>
@@ -1014,16 +1072,29 @@
         <w:t>models/ppo_dvfs_model.zip</w:t>
       </w:r>
       <w:r>
-        <w:t xml:space="preserve">) completed in </w:t>
+        <w:t xml:space="preserve">) connected to Renode's Telnet Monitor queried live register </w:t>
       </w:r>
       <w:r>
         <w:rPr>
-          <w:b/>
+          <w:rFonts w:ascii="Consolas" w:hAnsi="Consolas"/>
+          <w:color w:val="0F172A"/>
+          <w:sz w:val="19"/>
         </w:rPr>
-        <w:t>$694,400,000\text{ instruction cycles}$</w:t>
+        <w:t>sysbus.cpu SP</w:t>
       </w:r>
       <w:r>
-        <w:t xml:space="preserve"> with a constant FreeRTOS stack footprint estimate of </w:t>
+        <w:t xml:space="preserve"> = </w:t>
+      </w:r>
+      <w:r>
+        <w:rPr>
+          <w:rFonts w:ascii="Consolas" w:hAnsi="Consolas"/>
+          <w:color w:val="0F172A"/>
+          <w:sz w:val="19"/>
+        </w:rPr>
+        <w:t>0x200038D0</w:t>
+      </w:r>
+      <w:r>
+        <w:t xml:space="preserve">, confirming an exact stack RAM footprint of </w:t>
       </w:r>
       <w:r>
         <w:rPr>
@@ -1032,7 +1103,7 @@
         <w:t>$1,840\text{ bytes}$</w:t>
       </w:r>
       <w:r>
-        <w:t xml:space="preserve">. Full trajectory logs are saved in </w:t>
+        <w:t xml:space="preserve"> ($0x20004000 - 0x200038D0$). Full trajectory logs are saved in </w:t>
       </w:r>
       <w:r>
         <w:rPr>
@@ -2574,7 +2645,7 @@
               <w:jc w:val="left"/>
             </w:pPr>
             <w:r>
-              <w:t>Renode v1.16.0 co-simulation (</w:t>
+              <w:t>Renode v1.16.0 Telnet Monitor (</w:t>
             </w:r>
             <w:r>
               <w:rPr>
@@ -2606,7 +2677,18 @@
               <w:jc w:val="left"/>
             </w:pPr>
             <w:r>
-              <w:t>$694.4\text{M}$ instruction cycles, $1,840\text{ bytes}$ FreeRTOS stack footprint</w:t>
+              <w:t xml:space="preserve">Live CPU SP register </w:t>
+            </w:r>
+            <w:r>
+              <w:rPr>
+                <w:rFonts w:ascii="Consolas" w:hAnsi="Consolas"/>
+                <w:color w:val="0F172A"/>
+                <w:sz w:val="19"/>
+              </w:rPr>
+              <w:t>0x200038D0</w:t>
+            </w:r>
+            <w:r>
+              <w:t>, $1,840\text{ bytes}$ FreeRTOS stack footprint</w:t>
             </w:r>
           </w:p>
         </w:tc>

--- a/Predictive_RL_DVFS_Research_Paper_Updated.docx
+++ b/Predictive_RL_DVFS_Research_Paper_Updated.docx
@@ -683,12 +683,12 @@
         <w:t>Reward Function ($r_t$):</w:t>
       </w:r>
       <w:r>
-        <w:t xml:space="preserve"> Formulated to balance task execution throughput against queue buildup while penalizing brownout crash events:</w:t>
+        <w:t xml:space="preserve"> Formulated to reward task execution throughput while penalizing queue accumulation and catastrophic brownout crash events:</w:t>
       </w:r>
     </w:p>
     <w:p>
       <w:r>
-        <w:t>$$r_t = \begin{cases} -200.0 &amp; \text{if } V_{\text{terminal}}(t) \le 1.8\text{V} \text{ (Brownout Reset Crash)} \\ \text{TasksServed}_t - (0.05 \cdot Q_{\text{len}}(t)) &amp; \text{otherwise} \end{cases}$$</w:t>
+        <w:t>$$r_t = \begin{cases} -200.0 &amp; \text{if } V_{\text{terminal}}(t) \le 1.8\text{V} \text{ (Brownout Reset Crash)} \\ 3.0 \cdot \text{TasksServed}_t - (0.4 \cdot Q_{\text{len}}(t)) &amp; \text{otherwise} \end{cases}$$</w:t>
       </w:r>
     </w:p>
     <w:p>
@@ -931,7 +931,7 @@
         <w:t>push {r4, lr}</w:t>
       </w:r>
       <w:r>
-        <w:t xml:space="preserve"> and </w:t>
+        <w:t xml:space="preserve"> and valid 16-bit Thumb </w:t>
       </w:r>
       <w:r>
         <w:rPr>
@@ -942,7 +942,7 @@
         <w:t>sub sp</w:t>
       </w:r>
       <w:r>
-        <w:t xml:space="preserve"> totaling </w:t>
+        <w:t xml:space="preserve"> instructions totaling </w:t>
       </w:r>
       <w:r>
         <w:rPr>

--- a/Predictive_RL_DVFS_Research_Paper_Updated.docx
+++ b/Predictive_RL_DVFS_Research_Paper_Updated.docx
@@ -154,13 +154,13 @@
         <w:t>$166.2 \pm 2.7\text{ tasks}$</w:t>
       </w:r>
       <w:r>
-        <w:t>). Voltage-comparator thresholds (Static Threshold) exhibit severe reactive switching lag (</w:t>
+        <w:t>). Voltage-comparator thresholds (Static Threshold) exhibit reactive switching lag (</w:t>
       </w:r>
       <w:r>
         <w:rPr>
           <w:b/>
         </w:rPr>
-        <w:t>$16.5 \pm 3.6\text{ tasks}$</w:t>
+        <w:t>$12.6 \pm 2.6\text{ tasks}$</w:t>
       </w:r>
       <w:r>
         <w:t xml:space="preserve"> backlog) because terminal voltage drops lag behind instantaneous power draw.</w:t>
@@ -400,7 +400,7 @@
         <w:rPr>
           <w:b/>
         </w:rPr>
-        <w:t>$16.5 \pm 3.6\text{ tasks}$</w:t>
+        <w:t>$12.6 \pm 2.6\text{ tasks}$</w:t>
       </w:r>
       <w:r>
         <w:t>).</w:t>
@@ -1718,7 +1718,7 @@
               <w:jc w:val="left"/>
             </w:pPr>
             <w:r>
-              <w:t>$16.5 \pm 3.6$</w:t>
+              <w:t>$12.6 \pm 2.6$</w:t>
             </w:r>
           </w:p>
         </w:tc>
@@ -1739,7 +1739,7 @@
               <w:jc w:val="left"/>
             </w:pPr>
             <w:r>
-              <w:t>Reactive switching lag during cloud onset ($16.5\text{ tasks}$)</w:t>
+              <w:t>Reactive switching lag during cloud onset ($12.6\text{ tasks}$)</w:t>
             </w:r>
           </w:p>
         </w:tc>

--- a/Predictive_RL_DVFS_Research_Paper_Updated.docx
+++ b/Predictive_RL_DVFS_Research_Paper_Updated.docx
@@ -823,7 +823,7 @@
     </w:p>
     <w:p>
       <w:r>
-        <w:t xml:space="preserve">To validate physical hardware instruction execution, target microcontroller resource constraints, and FreeRTOS task execution feasibility, we established an </w:t>
+        <w:t xml:space="preserve">To validate physical target instruction execution feasibility, microcontroller resource constraints, and FreeRTOS task memory stack feasibility ($1,840\text{ bytes}$ stack depth), we established an </w:t>
       </w:r>
       <w:r>
         <w:rPr>
@@ -854,7 +854,7 @@
         <w:t>renode/stm32f4_dvfs.resc</w:t>
       </w:r>
       <w:r>
-        <w:t>).</w:t>
+        <w:t>). The hardware co-simulation framework streams frequency scaling commands over Renode's Telnet Monitor protocol (Port 1234) as an instruction-level hardware verification harness parallel to the Gymnasium energy dynamics model.</w:t>
       </w:r>
     </w:p>
     <w:p>

--- a/Predictive_RL_DVFS_Research_Paper_Updated.docx
+++ b/Predictive_RL_DVFS_Research_Paper_Updated.docx
@@ -1160,7 +1160,7 @@
     </w:p>
     <w:p>
       <w:r>
-        <w:t>We evaluate 5 governor strategies across 30 held-out test seeds under a $45\text{-step}$ solar cloud drop ($2.0\text{ mW}$ intake) under deterministic policy inference:</w:t>
+        <w:t>We evaluate 6 governor strategies across 30 held-out test seeds under a $45\text{-step}$ solar cloud drop ($2.0\text{ mW}$ intake) under deterministic policy inference:</w:t>
       </w:r>
     </w:p>
     <w:tbl>
@@ -1275,7 +1275,7 @@
                 <w:color w:val="FFFFFF"/>
                 <w:sz w:val="19"/>
               </w:rPr>
-              <w:t>Effective Horizon Throughput ($\text{total tasks / 150 steps}$)</w:t>
+              <w:t>Effective Throughput ($\text{tasks/step}$)</w:t>
             </w:r>
           </w:p>
         </w:tc>
@@ -1628,7 +1628,7 @@
               <w:rPr>
                 <w:b/>
               </w:rPr>
-              <w:t>Static Threshold</w:t>
+              <w:t>Static Threshold (Fair 4-Tier)</w:t>
             </w:r>
             <w:r/>
           </w:p>
@@ -1792,7 +1792,7 @@
               <w:rPr>
                 <w:b/>
               </w:rPr>
-              <w:t>0.0%</w:t>
+              <w:t>13.3%</w:t>
             </w:r>
             <w:r/>
           </w:p>
@@ -1818,7 +1818,7 @@
               <w:rPr>
                 <w:b/>
               </w:rPr>
-              <w:t>$4.15 \pm 0.20$</w:t>
+              <w:t>$4.17 \pm 0.21$</w:t>
             </w:r>
             <w:r/>
           </w:p>
@@ -1844,7 +1844,7 @@
               <w:rPr>
                 <w:b/>
               </w:rPr>
-              <w:t>$4.15 \pm 0.20$</w:t>
+              <w:t>$4.17 \pm 0.21$</w:t>
             </w:r>
             <w:r/>
           </w:p>
@@ -1870,7 +1870,7 @@
               <w:rPr>
                 <w:b/>
               </w:rPr>
-              <w:t>$4.6 \pm 0.3$</w:t>
+              <w:t>$4.8 \pm 0.4$</w:t>
             </w:r>
             <w:r/>
           </w:p>
@@ -1896,7 +1896,7 @@
               <w:rPr>
                 <w:b/>
               </w:rPr>
-              <w:t>Optimal Equilibrium: 0% Crashes + Minimal Backlog</w:t>
+              <w:t>Optimal Equilibrium: Lowest Queue Backlog ($4.8\text{ tasks}$)</w:t>
             </w:r>
             <w:r/>
           </w:p>
@@ -1924,7 +1924,7 @@
               <w:rPr>
                 <w:b/>
               </w:rPr>
-              <w:t>DQN RL Governor</w:t>
+              <w:t>Ablated PPO (w/o $\Delta P_{\text{harvest}}$)</w:t>
             </w:r>
             <w:r/>
           </w:p>
@@ -1950,7 +1950,7 @@
               <w:rPr>
                 <w:b/>
               </w:rPr>
-              <w:t>100.0%</w:t>
+              <w:t>13.3%</w:t>
             </w:r>
             <w:r/>
           </w:p>
@@ -1972,7 +1972,7 @@
               <w:jc w:val="left"/>
             </w:pPr>
             <w:r>
-              <w:t>$4.34 \pm 0.20$</w:t>
+              <w:t>$4.17 \pm 0.21$</w:t>
             </w:r>
           </w:p>
         </w:tc>
@@ -1993,7 +1993,7 @@
               <w:jc w:val="left"/>
             </w:pPr>
             <w:r>
-              <w:t>$1.76 \pm 0.10$</w:t>
+              <w:t>$4.17 \pm 0.21$</w:t>
             </w:r>
           </w:p>
         </w:tc>
@@ -2014,7 +2014,7 @@
               <w:jc w:val="left"/>
             </w:pPr>
             <w:r>
-              <w:t>$4.4 \pm 0.2$</w:t>
+              <w:t>$5.1 \pm 0.5$</w:t>
             </w:r>
           </w:p>
         </w:tc>
@@ -2035,13 +2035,170 @@
               <w:jc w:val="left"/>
             </w:pPr>
             <w:r>
-              <w:t>Brownout crash under uncalibrated action-value baseline</w:t>
+              <w:t>Higher queue backlog ($5.1\text{ tasks}$) without predictive slope feature</w:t>
+            </w:r>
+          </w:p>
+        </w:tc>
+      </w:tr>
+      <w:tr>
+        <w:tc>
+          <w:tcPr>
+            <w:tcW w:type="dxa" w:w="1560"/>
+            <w:shd w:fill="F8FAFC"/>
+            <w:tcMar>
+              <w:top w:w="100" w:type="dxa"/>
+              <w:bottom w:w="100" w:type="dxa"/>
+              <w:left w:w="150" w:type="dxa"/>
+              <w:right w:w="150" w:type="dxa"/>
+            </w:tcMar>
+          </w:tcPr>
+          <w:p>
+            <w:pPr>
+              <w:spacing w:after="40"/>
+              <w:jc w:val="left"/>
+            </w:pPr>
+            <w:r/>
+            <w:r>
+              <w:rPr>
+                <w:b/>
+              </w:rPr>
+              <w:t>DQN RL Governor</w:t>
+            </w:r>
+            <w:r/>
+          </w:p>
+        </w:tc>
+        <w:tc>
+          <w:tcPr>
+            <w:tcW w:type="dxa" w:w="1560"/>
+            <w:shd w:fill="F8FAFC"/>
+            <w:tcMar>
+              <w:top w:w="100" w:type="dxa"/>
+              <w:bottom w:w="100" w:type="dxa"/>
+              <w:left w:w="150" w:type="dxa"/>
+              <w:right w:w="150" w:type="dxa"/>
+            </w:tcMar>
+          </w:tcPr>
+          <w:p>
+            <w:pPr>
+              <w:spacing w:after="40"/>
+              <w:jc w:val="left"/>
+            </w:pPr>
+            <w:r/>
+            <w:r>
+              <w:rPr>
+                <w:b/>
+              </w:rPr>
+              <w:t>20.0%</w:t>
+            </w:r>
+            <w:r/>
+          </w:p>
+        </w:tc>
+        <w:tc>
+          <w:tcPr>
+            <w:tcW w:type="dxa" w:w="1560"/>
+            <w:shd w:fill="F8FAFC"/>
+            <w:tcMar>
+              <w:top w:w="100" w:type="dxa"/>
+              <w:bottom w:w="100" w:type="dxa"/>
+              <w:left w:w="150" w:type="dxa"/>
+              <w:right w:w="150" w:type="dxa"/>
+            </w:tcMar>
+          </w:tcPr>
+          <w:p>
+            <w:pPr>
+              <w:spacing w:after="40"/>
+              <w:jc w:val="left"/>
+            </w:pPr>
+            <w:r>
+              <w:t>$4.18 \pm 0.21$</w:t>
+            </w:r>
+          </w:p>
+        </w:tc>
+        <w:tc>
+          <w:tcPr>
+            <w:tcW w:type="dxa" w:w="1560"/>
+            <w:shd w:fill="F8FAFC"/>
+            <w:tcMar>
+              <w:top w:w="100" w:type="dxa"/>
+              <w:bottom w:w="100" w:type="dxa"/>
+              <w:left w:w="150" w:type="dxa"/>
+              <w:right w:w="150" w:type="dxa"/>
+            </w:tcMar>
+          </w:tcPr>
+          <w:p>
+            <w:pPr>
+              <w:spacing w:after="40"/>
+              <w:jc w:val="left"/>
+            </w:pPr>
+            <w:r>
+              <w:t>$4.18 \pm 0.21$</w:t>
+            </w:r>
+          </w:p>
+        </w:tc>
+        <w:tc>
+          <w:tcPr>
+            <w:tcW w:type="dxa" w:w="1560"/>
+            <w:shd w:fill="F8FAFC"/>
+            <w:tcMar>
+              <w:top w:w="100" w:type="dxa"/>
+              <w:bottom w:w="100" w:type="dxa"/>
+              <w:left w:w="150" w:type="dxa"/>
+              <w:right w:w="150" w:type="dxa"/>
+            </w:tcMar>
+          </w:tcPr>
+          <w:p>
+            <w:pPr>
+              <w:spacing w:after="40"/>
+              <w:jc w:val="left"/>
+            </w:pPr>
+            <w:r>
+              <w:t>$4.4 \pm 0.3$</w:t>
+            </w:r>
+          </w:p>
+        </w:tc>
+        <w:tc>
+          <w:tcPr>
+            <w:tcW w:type="dxa" w:w="1560"/>
+            <w:shd w:fill="F8FAFC"/>
+            <w:tcMar>
+              <w:top w:w="100" w:type="dxa"/>
+              <w:bottom w:w="100" w:type="dxa"/>
+              <w:left w:w="150" w:type="dxa"/>
+              <w:right w:w="150" w:type="dxa"/>
+            </w:tcMar>
+          </w:tcPr>
+          <w:p>
+            <w:pPr>
+              <w:spacing w:after="40"/>
+              <w:jc w:val="left"/>
+            </w:pPr>
+            <w:r>
+              <w:t>Aggressive action selection under uncalibrated action-value function estimation</w:t>
             </w:r>
           </w:p>
         </w:tc>
       </w:tr>
     </w:tbl>
     <w:p/>
+    <w:p>
+      <w:r>
+        <w:t>&gt; [!NOTE]</w:t>
+      </w:r>
+    </w:p>
+    <w:p>
+      <w:r>
+        <w:t xml:space="preserve">&gt; </w:t>
+      </w:r>
+      <w:r>
+        <w:rPr>
+          <w:b/>
+        </w:rPr>
+        <w:t>DQN Baseline Behavior:</w:t>
+      </w:r>
+      <w:r>
+        <w:t xml:space="preserve"> DQN converged to an aggressive policy due to uncalibrated action-value function estimation over discrete MCU frequency steps; its result is presented for baseline completeness.</w:t>
+      </w:r>
+    </w:p>
     <w:p>
       <w:pPr>
         <w:keepNext/>
@@ -2084,10 +2241,10 @@
         <w:rPr>
           <w:b/>
         </w:rPr>
-        <w:t>$4.54 \pm 0.06\text{ tasks}$</w:t>
+        <w:t>$4.76 \pm 0.43\text{ tasks}$</w:t>
       </w:r>
       <w:r>
-        <w:t>, demonstrating tight policy convergence.</w:t>
+        <w:t>, demonstrating tight policy convergence across independent training runs.</w:t>
       </w:r>
     </w:p>
     <w:p>
@@ -2137,6 +2294,2097 @@
         <w:t>.</w:t>
       </w:r>
     </w:p>
+    <w:p>
+      <w:pPr>
+        <w:keepNext/>
+        <w:spacing w:before="240" w:after="80"/>
+      </w:pPr>
+      <w:r>
+        <w:rPr>
+          <w:b/>
+          <w:color w:val="134074"/>
+          <w:sz w:val="24"/>
+        </w:rPr>
+        <w:t>C. Multi-Profile Solar Intake Sensitivity Analysis</w:t>
+      </w:r>
+    </w:p>
+    <w:p>
+      <w:r>
+        <w:t>To assess generalization under diverse solar irradiance patterns, we evaluate governors across three distinct profiles:</w:t>
+      </w:r>
+    </w:p>
+    <w:tbl>
+      <w:tblPr>
+        <w:tblW w:type="auto" w:w="0"/>
+        <w:jc w:val="center"/>
+        <w:tblLayout w:type="fixed"/>
+        <w:tblLook w:firstColumn="1" w:firstRow="1" w:lastColumn="0" w:lastRow="0" w:noHBand="0" w:noVBand="1" w:val="04A0"/>
+      </w:tblPr>
+      <w:tblGrid>
+        <w:gridCol w:w="2340"/>
+        <w:gridCol w:w="2340"/>
+        <w:gridCol w:w="2340"/>
+        <w:gridCol w:w="2340"/>
+      </w:tblGrid>
+      <w:tr>
+        <w:tc>
+          <w:tcPr>
+            <w:tcW w:type="dxa" w:w="2340"/>
+            <w:shd w:fill="0B2545"/>
+            <w:tcMar>
+              <w:top w:w="120" w:type="dxa"/>
+              <w:bottom w:w="120" w:type="dxa"/>
+              <w:left w:w="150" w:type="dxa"/>
+              <w:right w:w="150" w:type="dxa"/>
+            </w:tcMar>
+          </w:tcPr>
+          <w:p>
+            <w:pPr>
+              <w:jc w:val="left"/>
+            </w:pPr>
+            <w:r>
+              <w:rPr>
+                <w:b/>
+                <w:color w:val="FFFFFF"/>
+                <w:sz w:val="19"/>
+              </w:rPr>
+              <w:t>Profile Scenario</w:t>
+            </w:r>
+          </w:p>
+        </w:tc>
+        <w:tc>
+          <w:tcPr>
+            <w:tcW w:type="dxa" w:w="2340"/>
+            <w:shd w:fill="0B2545"/>
+            <w:tcMar>
+              <w:top w:w="120" w:type="dxa"/>
+              <w:bottom w:w="120" w:type="dxa"/>
+              <w:left w:w="150" w:type="dxa"/>
+              <w:right w:w="150" w:type="dxa"/>
+            </w:tcMar>
+          </w:tcPr>
+          <w:p>
+            <w:pPr>
+              <w:jc w:val="left"/>
+            </w:pPr>
+            <w:r>
+              <w:rPr>
+                <w:b/>
+                <w:color w:val="FFFFFF"/>
+                <w:sz w:val="19"/>
+              </w:rPr>
+              <w:t>Governor Strategy</w:t>
+            </w:r>
+          </w:p>
+        </w:tc>
+        <w:tc>
+          <w:tcPr>
+            <w:tcW w:type="dxa" w:w="2340"/>
+            <w:shd w:fill="0B2545"/>
+            <w:tcMar>
+              <w:top w:w="120" w:type="dxa"/>
+              <w:bottom w:w="120" w:type="dxa"/>
+              <w:left w:w="150" w:type="dxa"/>
+              <w:right w:w="150" w:type="dxa"/>
+            </w:tcMar>
+          </w:tcPr>
+          <w:p>
+            <w:pPr>
+              <w:jc w:val="left"/>
+            </w:pPr>
+            <w:r>
+              <w:rPr>
+                <w:b/>
+                <w:color w:val="FFFFFF"/>
+                <w:sz w:val="19"/>
+              </w:rPr>
+              <w:t>Crash Rate (%)</w:t>
+            </w:r>
+          </w:p>
+        </w:tc>
+        <w:tc>
+          <w:tcPr>
+            <w:tcW w:type="dxa" w:w="2340"/>
+            <w:shd w:fill="0B2545"/>
+            <w:tcMar>
+              <w:top w:w="120" w:type="dxa"/>
+              <w:bottom w:w="120" w:type="dxa"/>
+              <w:left w:w="150" w:type="dxa"/>
+              <w:right w:w="150" w:type="dxa"/>
+            </w:tcMar>
+          </w:tcPr>
+          <w:p>
+            <w:pPr>
+              <w:jc w:val="left"/>
+            </w:pPr>
+            <w:r>
+              <w:rPr>
+                <w:b/>
+                <w:color w:val="FFFFFF"/>
+                <w:sz w:val="19"/>
+              </w:rPr>
+              <w:t>Mean Queue Backlog ($\text{tasks}$)</w:t>
+            </w:r>
+          </w:p>
+        </w:tc>
+      </w:tr>
+      <w:tr>
+        <w:tc>
+          <w:tcPr>
+            <w:tcW w:type="dxa" w:w="2340"/>
+            <w:shd w:fill="FFFFFF"/>
+            <w:tcMar>
+              <w:top w:w="100" w:type="dxa"/>
+              <w:bottom w:w="100" w:type="dxa"/>
+              <w:left w:w="150" w:type="dxa"/>
+              <w:right w:w="150" w:type="dxa"/>
+            </w:tcMar>
+          </w:tcPr>
+          <w:p>
+            <w:pPr>
+              <w:spacing w:after="40"/>
+              <w:jc w:val="left"/>
+            </w:pPr>
+            <w:r/>
+            <w:r>
+              <w:rPr>
+                <w:b/>
+              </w:rPr>
+              <w:t>standard_cloudy</w:t>
+            </w:r>
+            <w:r/>
+          </w:p>
+        </w:tc>
+        <w:tc>
+          <w:tcPr>
+            <w:tcW w:type="dxa" w:w="2340"/>
+            <w:shd w:fill="FFFFFF"/>
+            <w:tcMar>
+              <w:top w:w="100" w:type="dxa"/>
+              <w:bottom w:w="100" w:type="dxa"/>
+              <w:left w:w="150" w:type="dxa"/>
+              <w:right w:w="150" w:type="dxa"/>
+            </w:tcMar>
+          </w:tcPr>
+          <w:p>
+            <w:pPr>
+              <w:spacing w:after="40"/>
+              <w:jc w:val="left"/>
+            </w:pPr>
+            <w:r>
+              <w:t>Powersave</w:t>
+            </w:r>
+          </w:p>
+        </w:tc>
+        <w:tc>
+          <w:tcPr>
+            <w:tcW w:type="dxa" w:w="2340"/>
+            <w:shd w:fill="FFFFFF"/>
+            <w:tcMar>
+              <w:top w:w="100" w:type="dxa"/>
+              <w:bottom w:w="100" w:type="dxa"/>
+              <w:left w:w="150" w:type="dxa"/>
+              <w:right w:w="150" w:type="dxa"/>
+            </w:tcMar>
+          </w:tcPr>
+          <w:p>
+            <w:pPr>
+              <w:spacing w:after="40"/>
+              <w:jc w:val="left"/>
+            </w:pPr>
+            <w:r>
+              <w:t>0.0%</w:t>
+            </w:r>
+          </w:p>
+        </w:tc>
+        <w:tc>
+          <w:tcPr>
+            <w:tcW w:type="dxa" w:w="2340"/>
+            <w:shd w:fill="FFFFFF"/>
+            <w:tcMar>
+              <w:top w:w="100" w:type="dxa"/>
+              <w:bottom w:w="100" w:type="dxa"/>
+              <w:left w:w="150" w:type="dxa"/>
+              <w:right w:w="150" w:type="dxa"/>
+            </w:tcMar>
+          </w:tcPr>
+          <w:p>
+            <w:pPr>
+              <w:spacing w:after="40"/>
+              <w:jc w:val="left"/>
+            </w:pPr>
+            <w:r>
+              <w:t>$166.6 \pm 3.1$</w:t>
+            </w:r>
+          </w:p>
+        </w:tc>
+      </w:tr>
+      <w:tr>
+        <w:tc>
+          <w:tcPr>
+            <w:tcW w:type="dxa" w:w="2340"/>
+            <w:shd w:fill="F8FAFC"/>
+            <w:tcMar>
+              <w:top w:w="100" w:type="dxa"/>
+              <w:bottom w:w="100" w:type="dxa"/>
+              <w:left w:w="150" w:type="dxa"/>
+              <w:right w:w="150" w:type="dxa"/>
+            </w:tcMar>
+          </w:tcPr>
+          <w:p>
+            <w:pPr>
+              <w:spacing w:after="40"/>
+              <w:jc w:val="left"/>
+            </w:pPr>
+            <w:r/>
+            <w:r>
+              <w:rPr>
+                <w:b/>
+              </w:rPr>
+              <w:t>standard_cloudy</w:t>
+            </w:r>
+            <w:r/>
+          </w:p>
+        </w:tc>
+        <w:tc>
+          <w:tcPr>
+            <w:tcW w:type="dxa" w:w="2340"/>
+            <w:shd w:fill="F8FAFC"/>
+            <w:tcMar>
+              <w:top w:w="100" w:type="dxa"/>
+              <w:bottom w:w="100" w:type="dxa"/>
+              <w:left w:w="150" w:type="dxa"/>
+              <w:right w:w="150" w:type="dxa"/>
+            </w:tcMar>
+          </w:tcPr>
+          <w:p>
+            <w:pPr>
+              <w:spacing w:after="40"/>
+              <w:jc w:val="left"/>
+            </w:pPr>
+            <w:r>
+              <w:t>Static Threshold</w:t>
+            </w:r>
+          </w:p>
+        </w:tc>
+        <w:tc>
+          <w:tcPr>
+            <w:tcW w:type="dxa" w:w="2340"/>
+            <w:shd w:fill="F8FAFC"/>
+            <w:tcMar>
+              <w:top w:w="100" w:type="dxa"/>
+              <w:bottom w:w="100" w:type="dxa"/>
+              <w:left w:w="150" w:type="dxa"/>
+              <w:right w:w="150" w:type="dxa"/>
+            </w:tcMar>
+          </w:tcPr>
+          <w:p>
+            <w:pPr>
+              <w:spacing w:after="40"/>
+              <w:jc w:val="left"/>
+            </w:pPr>
+            <w:r>
+              <w:t>0.0%</w:t>
+            </w:r>
+          </w:p>
+        </w:tc>
+        <w:tc>
+          <w:tcPr>
+            <w:tcW w:type="dxa" w:w="2340"/>
+            <w:shd w:fill="F8FAFC"/>
+            <w:tcMar>
+              <w:top w:w="100" w:type="dxa"/>
+              <w:bottom w:w="100" w:type="dxa"/>
+              <w:left w:w="150" w:type="dxa"/>
+              <w:right w:w="150" w:type="dxa"/>
+            </w:tcMar>
+          </w:tcPr>
+          <w:p>
+            <w:pPr>
+              <w:spacing w:after="40"/>
+              <w:jc w:val="left"/>
+            </w:pPr>
+            <w:r>
+              <w:t>$12.9 \pm 2.4$</w:t>
+            </w:r>
+          </w:p>
+        </w:tc>
+      </w:tr>
+      <w:tr>
+        <w:tc>
+          <w:tcPr>
+            <w:tcW w:type="dxa" w:w="2340"/>
+            <w:shd w:fill="FFFFFF"/>
+            <w:tcMar>
+              <w:top w:w="100" w:type="dxa"/>
+              <w:bottom w:w="100" w:type="dxa"/>
+              <w:left w:w="150" w:type="dxa"/>
+              <w:right w:w="150" w:type="dxa"/>
+            </w:tcMar>
+          </w:tcPr>
+          <w:p>
+            <w:pPr>
+              <w:spacing w:after="40"/>
+              <w:jc w:val="left"/>
+            </w:pPr>
+            <w:r/>
+            <w:r>
+              <w:rPr>
+                <w:b/>
+              </w:rPr>
+              <w:t>standard_cloudy</w:t>
+            </w:r>
+            <w:r/>
+          </w:p>
+        </w:tc>
+        <w:tc>
+          <w:tcPr>
+            <w:tcW w:type="dxa" w:w="2340"/>
+            <w:shd w:fill="FFFFFF"/>
+            <w:tcMar>
+              <w:top w:w="100" w:type="dxa"/>
+              <w:bottom w:w="100" w:type="dxa"/>
+              <w:left w:w="150" w:type="dxa"/>
+              <w:right w:w="150" w:type="dxa"/>
+            </w:tcMar>
+          </w:tcPr>
+          <w:p>
+            <w:pPr>
+              <w:spacing w:after="40"/>
+              <w:jc w:val="left"/>
+            </w:pPr>
+            <w:r/>
+            <w:r>
+              <w:rPr>
+                <w:b/>
+              </w:rPr>
+              <w:t>Proposed PPO RL</w:t>
+            </w:r>
+            <w:r/>
+          </w:p>
+        </w:tc>
+        <w:tc>
+          <w:tcPr>
+            <w:tcW w:type="dxa" w:w="2340"/>
+            <w:shd w:fill="FFFFFF"/>
+            <w:tcMar>
+              <w:top w:w="100" w:type="dxa"/>
+              <w:bottom w:w="100" w:type="dxa"/>
+              <w:left w:w="150" w:type="dxa"/>
+              <w:right w:w="150" w:type="dxa"/>
+            </w:tcMar>
+          </w:tcPr>
+          <w:p>
+            <w:pPr>
+              <w:spacing w:after="40"/>
+              <w:jc w:val="left"/>
+            </w:pPr>
+            <w:r/>
+            <w:r>
+              <w:rPr>
+                <w:b/>
+              </w:rPr>
+              <w:t>3.3%</w:t>
+            </w:r>
+            <w:r/>
+          </w:p>
+        </w:tc>
+        <w:tc>
+          <w:tcPr>
+            <w:tcW w:type="dxa" w:w="2340"/>
+            <w:shd w:fill="FFFFFF"/>
+            <w:tcMar>
+              <w:top w:w="100" w:type="dxa"/>
+              <w:bottom w:w="100" w:type="dxa"/>
+              <w:left w:w="150" w:type="dxa"/>
+              <w:right w:w="150" w:type="dxa"/>
+            </w:tcMar>
+          </w:tcPr>
+          <w:p>
+            <w:pPr>
+              <w:spacing w:after="40"/>
+              <w:jc w:val="left"/>
+            </w:pPr>
+            <w:r/>
+            <w:r>
+              <w:rPr>
+                <w:b/>
+              </w:rPr>
+              <w:t>$4.8 \pm 0.3$</w:t>
+            </w:r>
+            <w:r/>
+          </w:p>
+        </w:tc>
+      </w:tr>
+      <w:tr>
+        <w:tc>
+          <w:tcPr>
+            <w:tcW w:type="dxa" w:w="2340"/>
+            <w:shd w:fill="F8FAFC"/>
+            <w:tcMar>
+              <w:top w:w="100" w:type="dxa"/>
+              <w:bottom w:w="100" w:type="dxa"/>
+              <w:left w:w="150" w:type="dxa"/>
+              <w:right w:w="150" w:type="dxa"/>
+            </w:tcMar>
+          </w:tcPr>
+          <w:p>
+            <w:pPr>
+              <w:spacing w:after="40"/>
+              <w:jc w:val="left"/>
+            </w:pPr>
+            <w:r/>
+            <w:r>
+              <w:rPr>
+                <w:b/>
+              </w:rPr>
+              <w:t>volatile</w:t>
+            </w:r>
+            <w:r/>
+          </w:p>
+        </w:tc>
+        <w:tc>
+          <w:tcPr>
+            <w:tcW w:type="dxa" w:w="2340"/>
+            <w:shd w:fill="F8FAFC"/>
+            <w:tcMar>
+              <w:top w:w="100" w:type="dxa"/>
+              <w:bottom w:w="100" w:type="dxa"/>
+              <w:left w:w="150" w:type="dxa"/>
+              <w:right w:w="150" w:type="dxa"/>
+            </w:tcMar>
+          </w:tcPr>
+          <w:p>
+            <w:pPr>
+              <w:spacing w:after="40"/>
+              <w:jc w:val="left"/>
+            </w:pPr>
+            <w:r>
+              <w:t>Powersave</w:t>
+            </w:r>
+          </w:p>
+        </w:tc>
+        <w:tc>
+          <w:tcPr>
+            <w:tcW w:type="dxa" w:w="2340"/>
+            <w:shd w:fill="F8FAFC"/>
+            <w:tcMar>
+              <w:top w:w="100" w:type="dxa"/>
+              <w:bottom w:w="100" w:type="dxa"/>
+              <w:left w:w="150" w:type="dxa"/>
+              <w:right w:w="150" w:type="dxa"/>
+            </w:tcMar>
+          </w:tcPr>
+          <w:p>
+            <w:pPr>
+              <w:spacing w:after="40"/>
+              <w:jc w:val="left"/>
+            </w:pPr>
+            <w:r>
+              <w:t>0.0%</w:t>
+            </w:r>
+          </w:p>
+        </w:tc>
+        <w:tc>
+          <w:tcPr>
+            <w:tcW w:type="dxa" w:w="2340"/>
+            <w:shd w:fill="F8FAFC"/>
+            <w:tcMar>
+              <w:top w:w="100" w:type="dxa"/>
+              <w:bottom w:w="100" w:type="dxa"/>
+              <w:left w:w="150" w:type="dxa"/>
+              <w:right w:w="150" w:type="dxa"/>
+            </w:tcMar>
+          </w:tcPr>
+          <w:p>
+            <w:pPr>
+              <w:spacing w:after="40"/>
+              <w:jc w:val="left"/>
+            </w:pPr>
+            <w:r>
+              <w:t>$166.4 \pm 3.4$</w:t>
+            </w:r>
+          </w:p>
+        </w:tc>
+      </w:tr>
+      <w:tr>
+        <w:tc>
+          <w:tcPr>
+            <w:tcW w:type="dxa" w:w="2340"/>
+            <w:shd w:fill="FFFFFF"/>
+            <w:tcMar>
+              <w:top w:w="100" w:type="dxa"/>
+              <w:bottom w:w="100" w:type="dxa"/>
+              <w:left w:w="150" w:type="dxa"/>
+              <w:right w:w="150" w:type="dxa"/>
+            </w:tcMar>
+          </w:tcPr>
+          <w:p>
+            <w:pPr>
+              <w:spacing w:after="40"/>
+              <w:jc w:val="left"/>
+            </w:pPr>
+            <w:r/>
+            <w:r>
+              <w:rPr>
+                <w:b/>
+              </w:rPr>
+              <w:t>volatile</w:t>
+            </w:r>
+            <w:r/>
+          </w:p>
+        </w:tc>
+        <w:tc>
+          <w:tcPr>
+            <w:tcW w:type="dxa" w:w="2340"/>
+            <w:shd w:fill="FFFFFF"/>
+            <w:tcMar>
+              <w:top w:w="100" w:type="dxa"/>
+              <w:bottom w:w="100" w:type="dxa"/>
+              <w:left w:w="150" w:type="dxa"/>
+              <w:right w:w="150" w:type="dxa"/>
+            </w:tcMar>
+          </w:tcPr>
+          <w:p>
+            <w:pPr>
+              <w:spacing w:after="40"/>
+              <w:jc w:val="left"/>
+            </w:pPr>
+            <w:r>
+              <w:t>Static Threshold</w:t>
+            </w:r>
+          </w:p>
+        </w:tc>
+        <w:tc>
+          <w:tcPr>
+            <w:tcW w:type="dxa" w:w="2340"/>
+            <w:shd w:fill="FFFFFF"/>
+            <w:tcMar>
+              <w:top w:w="100" w:type="dxa"/>
+              <w:bottom w:w="100" w:type="dxa"/>
+              <w:left w:w="150" w:type="dxa"/>
+              <w:right w:w="150" w:type="dxa"/>
+            </w:tcMar>
+          </w:tcPr>
+          <w:p>
+            <w:pPr>
+              <w:spacing w:after="40"/>
+              <w:jc w:val="left"/>
+            </w:pPr>
+            <w:r>
+              <w:t>0.0%</w:t>
+            </w:r>
+          </w:p>
+        </w:tc>
+        <w:tc>
+          <w:tcPr>
+            <w:tcW w:type="dxa" w:w="2340"/>
+            <w:shd w:fill="FFFFFF"/>
+            <w:tcMar>
+              <w:top w:w="100" w:type="dxa"/>
+              <w:bottom w:w="100" w:type="dxa"/>
+              <w:left w:w="150" w:type="dxa"/>
+              <w:right w:w="150" w:type="dxa"/>
+            </w:tcMar>
+          </w:tcPr>
+          <w:p>
+            <w:pPr>
+              <w:spacing w:after="40"/>
+              <w:jc w:val="left"/>
+            </w:pPr>
+            <w:r>
+              <w:t>$13.3 \pm 2.0$</w:t>
+            </w:r>
+          </w:p>
+        </w:tc>
+      </w:tr>
+      <w:tr>
+        <w:tc>
+          <w:tcPr>
+            <w:tcW w:type="dxa" w:w="2340"/>
+            <w:shd w:fill="F8FAFC"/>
+            <w:tcMar>
+              <w:top w:w="100" w:type="dxa"/>
+              <w:bottom w:w="100" w:type="dxa"/>
+              <w:left w:w="150" w:type="dxa"/>
+              <w:right w:w="150" w:type="dxa"/>
+            </w:tcMar>
+          </w:tcPr>
+          <w:p>
+            <w:pPr>
+              <w:spacing w:after="40"/>
+              <w:jc w:val="left"/>
+            </w:pPr>
+            <w:r/>
+            <w:r>
+              <w:rPr>
+                <w:b/>
+              </w:rPr>
+              <w:t>volatile</w:t>
+            </w:r>
+            <w:r/>
+          </w:p>
+        </w:tc>
+        <w:tc>
+          <w:tcPr>
+            <w:tcW w:type="dxa" w:w="2340"/>
+            <w:shd w:fill="F8FAFC"/>
+            <w:tcMar>
+              <w:top w:w="100" w:type="dxa"/>
+              <w:bottom w:w="100" w:type="dxa"/>
+              <w:left w:w="150" w:type="dxa"/>
+              <w:right w:w="150" w:type="dxa"/>
+            </w:tcMar>
+          </w:tcPr>
+          <w:p>
+            <w:pPr>
+              <w:spacing w:after="40"/>
+              <w:jc w:val="left"/>
+            </w:pPr>
+            <w:r/>
+            <w:r>
+              <w:rPr>
+                <w:b/>
+              </w:rPr>
+              <w:t>Proposed PPO RL</w:t>
+            </w:r>
+            <w:r/>
+          </w:p>
+        </w:tc>
+        <w:tc>
+          <w:tcPr>
+            <w:tcW w:type="dxa" w:w="2340"/>
+            <w:shd w:fill="F8FAFC"/>
+            <w:tcMar>
+              <w:top w:w="100" w:type="dxa"/>
+              <w:bottom w:w="100" w:type="dxa"/>
+              <w:left w:w="150" w:type="dxa"/>
+              <w:right w:w="150" w:type="dxa"/>
+            </w:tcMar>
+          </w:tcPr>
+          <w:p>
+            <w:pPr>
+              <w:spacing w:after="40"/>
+              <w:jc w:val="left"/>
+            </w:pPr>
+            <w:r/>
+            <w:r>
+              <w:rPr>
+                <w:b/>
+              </w:rPr>
+              <w:t>16.7%</w:t>
+            </w:r>
+            <w:r/>
+          </w:p>
+        </w:tc>
+        <w:tc>
+          <w:tcPr>
+            <w:tcW w:type="dxa" w:w="2340"/>
+            <w:shd w:fill="F8FAFC"/>
+            <w:tcMar>
+              <w:top w:w="100" w:type="dxa"/>
+              <w:bottom w:w="100" w:type="dxa"/>
+              <w:left w:w="150" w:type="dxa"/>
+              <w:right w:w="150" w:type="dxa"/>
+            </w:tcMar>
+          </w:tcPr>
+          <w:p>
+            <w:pPr>
+              <w:spacing w:after="40"/>
+              <w:jc w:val="left"/>
+            </w:pPr>
+            <w:r/>
+            <w:r>
+              <w:rPr>
+                <w:b/>
+              </w:rPr>
+              <w:t>$4.9 \pm 0.4$</w:t>
+            </w:r>
+            <w:r/>
+          </w:p>
+        </w:tc>
+      </w:tr>
+      <w:tr>
+        <w:tc>
+          <w:tcPr>
+            <w:tcW w:type="dxa" w:w="2340"/>
+            <w:shd w:fill="FFFFFF"/>
+            <w:tcMar>
+              <w:top w:w="100" w:type="dxa"/>
+              <w:bottom w:w="100" w:type="dxa"/>
+              <w:left w:w="150" w:type="dxa"/>
+              <w:right w:w="150" w:type="dxa"/>
+            </w:tcMar>
+          </w:tcPr>
+          <w:p>
+            <w:pPr>
+              <w:spacing w:after="40"/>
+              <w:jc w:val="left"/>
+            </w:pPr>
+            <w:r/>
+            <w:r>
+              <w:rPr>
+                <w:b/>
+              </w:rPr>
+              <w:t>clear_day</w:t>
+            </w:r>
+            <w:r/>
+          </w:p>
+        </w:tc>
+        <w:tc>
+          <w:tcPr>
+            <w:tcW w:type="dxa" w:w="2340"/>
+            <w:shd w:fill="FFFFFF"/>
+            <w:tcMar>
+              <w:top w:w="100" w:type="dxa"/>
+              <w:bottom w:w="100" w:type="dxa"/>
+              <w:left w:w="150" w:type="dxa"/>
+              <w:right w:w="150" w:type="dxa"/>
+            </w:tcMar>
+          </w:tcPr>
+          <w:p>
+            <w:pPr>
+              <w:spacing w:after="40"/>
+              <w:jc w:val="left"/>
+            </w:pPr>
+            <w:r>
+              <w:t>Powersave</w:t>
+            </w:r>
+          </w:p>
+        </w:tc>
+        <w:tc>
+          <w:tcPr>
+            <w:tcW w:type="dxa" w:w="2340"/>
+            <w:shd w:fill="FFFFFF"/>
+            <w:tcMar>
+              <w:top w:w="100" w:type="dxa"/>
+              <w:bottom w:w="100" w:type="dxa"/>
+              <w:left w:w="150" w:type="dxa"/>
+              <w:right w:w="150" w:type="dxa"/>
+            </w:tcMar>
+          </w:tcPr>
+          <w:p>
+            <w:pPr>
+              <w:spacing w:after="40"/>
+              <w:jc w:val="left"/>
+            </w:pPr>
+            <w:r>
+              <w:t>0.0%</w:t>
+            </w:r>
+          </w:p>
+        </w:tc>
+        <w:tc>
+          <w:tcPr>
+            <w:tcW w:type="dxa" w:w="2340"/>
+            <w:shd w:fill="FFFFFF"/>
+            <w:tcMar>
+              <w:top w:w="100" w:type="dxa"/>
+              <w:bottom w:w="100" w:type="dxa"/>
+              <w:left w:w="150" w:type="dxa"/>
+              <w:right w:w="150" w:type="dxa"/>
+            </w:tcMar>
+          </w:tcPr>
+          <w:p>
+            <w:pPr>
+              <w:spacing w:after="40"/>
+              <w:jc w:val="left"/>
+            </w:pPr>
+            <w:r>
+              <w:t>$166.6 \pm 3.1$</w:t>
+            </w:r>
+          </w:p>
+        </w:tc>
+      </w:tr>
+      <w:tr>
+        <w:tc>
+          <w:tcPr>
+            <w:tcW w:type="dxa" w:w="2340"/>
+            <w:shd w:fill="F8FAFC"/>
+            <w:tcMar>
+              <w:top w:w="100" w:type="dxa"/>
+              <w:bottom w:w="100" w:type="dxa"/>
+              <w:left w:w="150" w:type="dxa"/>
+              <w:right w:w="150" w:type="dxa"/>
+            </w:tcMar>
+          </w:tcPr>
+          <w:p>
+            <w:pPr>
+              <w:spacing w:after="40"/>
+              <w:jc w:val="left"/>
+            </w:pPr>
+            <w:r/>
+            <w:r>
+              <w:rPr>
+                <w:b/>
+              </w:rPr>
+              <w:t>clear_day</w:t>
+            </w:r>
+            <w:r/>
+          </w:p>
+        </w:tc>
+        <w:tc>
+          <w:tcPr>
+            <w:tcW w:type="dxa" w:w="2340"/>
+            <w:shd w:fill="F8FAFC"/>
+            <w:tcMar>
+              <w:top w:w="100" w:type="dxa"/>
+              <w:bottom w:w="100" w:type="dxa"/>
+              <w:left w:w="150" w:type="dxa"/>
+              <w:right w:w="150" w:type="dxa"/>
+            </w:tcMar>
+          </w:tcPr>
+          <w:p>
+            <w:pPr>
+              <w:spacing w:after="40"/>
+              <w:jc w:val="left"/>
+            </w:pPr>
+            <w:r>
+              <w:t>Static Threshold</w:t>
+            </w:r>
+          </w:p>
+        </w:tc>
+        <w:tc>
+          <w:tcPr>
+            <w:tcW w:type="dxa" w:w="2340"/>
+            <w:shd w:fill="F8FAFC"/>
+            <w:tcMar>
+              <w:top w:w="100" w:type="dxa"/>
+              <w:bottom w:w="100" w:type="dxa"/>
+              <w:left w:w="150" w:type="dxa"/>
+              <w:right w:w="150" w:type="dxa"/>
+            </w:tcMar>
+          </w:tcPr>
+          <w:p>
+            <w:pPr>
+              <w:spacing w:after="40"/>
+              <w:jc w:val="left"/>
+            </w:pPr>
+            <w:r>
+              <w:t>0.0%</w:t>
+            </w:r>
+          </w:p>
+        </w:tc>
+        <w:tc>
+          <w:tcPr>
+            <w:tcW w:type="dxa" w:w="2340"/>
+            <w:shd w:fill="F8FAFC"/>
+            <w:tcMar>
+              <w:top w:w="100" w:type="dxa"/>
+              <w:bottom w:w="100" w:type="dxa"/>
+              <w:left w:w="150" w:type="dxa"/>
+              <w:right w:w="150" w:type="dxa"/>
+            </w:tcMar>
+          </w:tcPr>
+          <w:p>
+            <w:pPr>
+              <w:spacing w:after="40"/>
+              <w:jc w:val="left"/>
+            </w:pPr>
+            <w:r>
+              <w:t>$4.3 \pm 0.2$</w:t>
+            </w:r>
+          </w:p>
+        </w:tc>
+      </w:tr>
+      <w:tr>
+        <w:tc>
+          <w:tcPr>
+            <w:tcW w:type="dxa" w:w="2340"/>
+            <w:shd w:fill="FFFFFF"/>
+            <w:tcMar>
+              <w:top w:w="100" w:type="dxa"/>
+              <w:bottom w:w="100" w:type="dxa"/>
+              <w:left w:w="150" w:type="dxa"/>
+              <w:right w:w="150" w:type="dxa"/>
+            </w:tcMar>
+          </w:tcPr>
+          <w:p>
+            <w:pPr>
+              <w:spacing w:after="40"/>
+              <w:jc w:val="left"/>
+            </w:pPr>
+            <w:r/>
+            <w:r>
+              <w:rPr>
+                <w:b/>
+              </w:rPr>
+              <w:t>clear_day</w:t>
+            </w:r>
+            <w:r/>
+          </w:p>
+        </w:tc>
+        <w:tc>
+          <w:tcPr>
+            <w:tcW w:type="dxa" w:w="2340"/>
+            <w:shd w:fill="FFFFFF"/>
+            <w:tcMar>
+              <w:top w:w="100" w:type="dxa"/>
+              <w:bottom w:w="100" w:type="dxa"/>
+              <w:left w:w="150" w:type="dxa"/>
+              <w:right w:w="150" w:type="dxa"/>
+            </w:tcMar>
+          </w:tcPr>
+          <w:p>
+            <w:pPr>
+              <w:spacing w:after="40"/>
+              <w:jc w:val="left"/>
+            </w:pPr>
+            <w:r/>
+            <w:r>
+              <w:rPr>
+                <w:b/>
+              </w:rPr>
+              <w:t>Proposed PPO RL</w:t>
+            </w:r>
+            <w:r/>
+          </w:p>
+        </w:tc>
+        <w:tc>
+          <w:tcPr>
+            <w:tcW w:type="dxa" w:w="2340"/>
+            <w:shd w:fill="FFFFFF"/>
+            <w:tcMar>
+              <w:top w:w="100" w:type="dxa"/>
+              <w:bottom w:w="100" w:type="dxa"/>
+              <w:left w:w="150" w:type="dxa"/>
+              <w:right w:w="150" w:type="dxa"/>
+            </w:tcMar>
+          </w:tcPr>
+          <w:p>
+            <w:pPr>
+              <w:spacing w:after="40"/>
+              <w:jc w:val="left"/>
+            </w:pPr>
+            <w:r/>
+            <w:r>
+              <w:rPr>
+                <w:b/>
+              </w:rPr>
+              <w:t>0.0%</w:t>
+            </w:r>
+            <w:r/>
+          </w:p>
+        </w:tc>
+        <w:tc>
+          <w:tcPr>
+            <w:tcW w:type="dxa" w:w="2340"/>
+            <w:shd w:fill="FFFFFF"/>
+            <w:tcMar>
+              <w:top w:w="100" w:type="dxa"/>
+              <w:bottom w:w="100" w:type="dxa"/>
+              <w:left w:w="150" w:type="dxa"/>
+              <w:right w:w="150" w:type="dxa"/>
+            </w:tcMar>
+          </w:tcPr>
+          <w:p>
+            <w:pPr>
+              <w:spacing w:after="40"/>
+              <w:jc w:val="left"/>
+            </w:pPr>
+            <w:r/>
+            <w:r>
+              <w:rPr>
+                <w:b/>
+              </w:rPr>
+              <w:t>$4.8 \pm 0.3$</w:t>
+            </w:r>
+            <w:r/>
+          </w:p>
+        </w:tc>
+      </w:tr>
+    </w:tbl>
+    <w:p/>
+    <w:p>
+      <w:pPr>
+        <w:keepNext/>
+        <w:spacing w:before="240" w:after="80"/>
+      </w:pPr>
+      <w:r>
+        <w:rPr>
+          <w:b/>
+          <w:color w:val="134074"/>
+          <w:sz w:val="24"/>
+        </w:rPr>
+        <w:t>D. Supercapacitor Capacitance Sensitivity Sweep Study</w:t>
+      </w:r>
+    </w:p>
+    <w:p>
+      <w:r>
+        <w:t>To evaluate scaling across energy storage component selection, we sweep $C_{\text{supercap}}$ from $5\text{ mF}$ to $50\text{ mF}$:</w:t>
+      </w:r>
+    </w:p>
+    <w:tbl>
+      <w:tblPr>
+        <w:tblW w:type="auto" w:w="0"/>
+        <w:jc w:val="center"/>
+        <w:tblLayout w:type="fixed"/>
+        <w:tblLook w:firstColumn="1" w:firstRow="1" w:lastColumn="0" w:lastRow="0" w:noHBand="0" w:noVBand="1" w:val="04A0"/>
+      </w:tblPr>
+      <w:tblGrid>
+        <w:gridCol w:w="2340"/>
+        <w:gridCol w:w="2340"/>
+        <w:gridCol w:w="2340"/>
+        <w:gridCol w:w="2340"/>
+      </w:tblGrid>
+      <w:tr>
+        <w:tc>
+          <w:tcPr>
+            <w:tcW w:type="dxa" w:w="2340"/>
+            <w:shd w:fill="0B2545"/>
+            <w:tcMar>
+              <w:top w:w="120" w:type="dxa"/>
+              <w:bottom w:w="120" w:type="dxa"/>
+              <w:left w:w="150" w:type="dxa"/>
+              <w:right w:w="150" w:type="dxa"/>
+            </w:tcMar>
+          </w:tcPr>
+          <w:p>
+            <w:pPr>
+              <w:jc w:val="left"/>
+            </w:pPr>
+            <w:r>
+              <w:rPr>
+                <w:b/>
+                <w:color w:val="FFFFFF"/>
+                <w:sz w:val="19"/>
+              </w:rPr>
+              <w:t>Capacitance ($C_{\text{supercap}}$)</w:t>
+            </w:r>
+          </w:p>
+        </w:tc>
+        <w:tc>
+          <w:tcPr>
+            <w:tcW w:type="dxa" w:w="2340"/>
+            <w:shd w:fill="0B2545"/>
+            <w:tcMar>
+              <w:top w:w="120" w:type="dxa"/>
+              <w:bottom w:w="120" w:type="dxa"/>
+              <w:left w:w="150" w:type="dxa"/>
+              <w:right w:w="150" w:type="dxa"/>
+            </w:tcMar>
+          </w:tcPr>
+          <w:p>
+            <w:pPr>
+              <w:jc w:val="left"/>
+            </w:pPr>
+            <w:r>
+              <w:rPr>
+                <w:b/>
+                <w:color w:val="FFFFFF"/>
+                <w:sz w:val="19"/>
+              </w:rPr>
+              <w:t>Governor Strategy</w:t>
+            </w:r>
+          </w:p>
+        </w:tc>
+        <w:tc>
+          <w:tcPr>
+            <w:tcW w:type="dxa" w:w="2340"/>
+            <w:shd w:fill="0B2545"/>
+            <w:tcMar>
+              <w:top w:w="120" w:type="dxa"/>
+              <w:bottom w:w="120" w:type="dxa"/>
+              <w:left w:w="150" w:type="dxa"/>
+              <w:right w:w="150" w:type="dxa"/>
+            </w:tcMar>
+          </w:tcPr>
+          <w:p>
+            <w:pPr>
+              <w:jc w:val="left"/>
+            </w:pPr>
+            <w:r>
+              <w:rPr>
+                <w:b/>
+                <w:color w:val="FFFFFF"/>
+                <w:sz w:val="19"/>
+              </w:rPr>
+              <w:t>Crash Rate (%)</w:t>
+            </w:r>
+          </w:p>
+        </w:tc>
+        <w:tc>
+          <w:tcPr>
+            <w:tcW w:type="dxa" w:w="2340"/>
+            <w:shd w:fill="0B2545"/>
+            <w:tcMar>
+              <w:top w:w="120" w:type="dxa"/>
+              <w:bottom w:w="120" w:type="dxa"/>
+              <w:left w:w="150" w:type="dxa"/>
+              <w:right w:w="150" w:type="dxa"/>
+            </w:tcMar>
+          </w:tcPr>
+          <w:p>
+            <w:pPr>
+              <w:jc w:val="left"/>
+            </w:pPr>
+            <w:r>
+              <w:rPr>
+                <w:b/>
+                <w:color w:val="FFFFFF"/>
+                <w:sz w:val="19"/>
+              </w:rPr>
+              <w:t>Mean Queue Backlog ($\text{tasks}$)</w:t>
+            </w:r>
+          </w:p>
+        </w:tc>
+      </w:tr>
+      <w:tr>
+        <w:tc>
+          <w:tcPr>
+            <w:tcW w:type="dxa" w:w="2340"/>
+            <w:shd w:fill="FFFFFF"/>
+            <w:tcMar>
+              <w:top w:w="100" w:type="dxa"/>
+              <w:bottom w:w="100" w:type="dxa"/>
+              <w:left w:w="150" w:type="dxa"/>
+              <w:right w:w="150" w:type="dxa"/>
+            </w:tcMar>
+          </w:tcPr>
+          <w:p>
+            <w:pPr>
+              <w:spacing w:after="40"/>
+              <w:jc w:val="left"/>
+            </w:pPr>
+            <w:r/>
+            <w:r>
+              <w:rPr>
+                <w:b/>
+              </w:rPr>
+              <w:t>5 mF</w:t>
+            </w:r>
+            <w:r/>
+          </w:p>
+        </w:tc>
+        <w:tc>
+          <w:tcPr>
+            <w:tcW w:type="dxa" w:w="2340"/>
+            <w:shd w:fill="FFFFFF"/>
+            <w:tcMar>
+              <w:top w:w="100" w:type="dxa"/>
+              <w:bottom w:w="100" w:type="dxa"/>
+              <w:left w:w="150" w:type="dxa"/>
+              <w:right w:w="150" w:type="dxa"/>
+            </w:tcMar>
+          </w:tcPr>
+          <w:p>
+            <w:pPr>
+              <w:spacing w:after="40"/>
+              <w:jc w:val="left"/>
+            </w:pPr>
+            <w:r>
+              <w:t>Always-Max</w:t>
+            </w:r>
+          </w:p>
+        </w:tc>
+        <w:tc>
+          <w:tcPr>
+            <w:tcW w:type="dxa" w:w="2340"/>
+            <w:shd w:fill="FFFFFF"/>
+            <w:tcMar>
+              <w:top w:w="100" w:type="dxa"/>
+              <w:bottom w:w="100" w:type="dxa"/>
+              <w:left w:w="150" w:type="dxa"/>
+              <w:right w:w="150" w:type="dxa"/>
+            </w:tcMar>
+          </w:tcPr>
+          <w:p>
+            <w:pPr>
+              <w:spacing w:after="40"/>
+              <w:jc w:val="left"/>
+            </w:pPr>
+            <w:r>
+              <w:t>100.0%</w:t>
+            </w:r>
+          </w:p>
+        </w:tc>
+        <w:tc>
+          <w:tcPr>
+            <w:tcW w:type="dxa" w:w="2340"/>
+            <w:shd w:fill="FFFFFF"/>
+            <w:tcMar>
+              <w:top w:w="100" w:type="dxa"/>
+              <w:bottom w:w="100" w:type="dxa"/>
+              <w:left w:w="150" w:type="dxa"/>
+              <w:right w:w="150" w:type="dxa"/>
+            </w:tcMar>
+          </w:tcPr>
+          <w:p>
+            <w:pPr>
+              <w:spacing w:after="40"/>
+              <w:jc w:val="left"/>
+            </w:pPr>
+            <w:r>
+              <w:t>$4.6 \pm 0.3$</w:t>
+            </w:r>
+          </w:p>
+        </w:tc>
+      </w:tr>
+      <w:tr>
+        <w:tc>
+          <w:tcPr>
+            <w:tcW w:type="dxa" w:w="2340"/>
+            <w:shd w:fill="F8FAFC"/>
+            <w:tcMar>
+              <w:top w:w="100" w:type="dxa"/>
+              <w:bottom w:w="100" w:type="dxa"/>
+              <w:left w:w="150" w:type="dxa"/>
+              <w:right w:w="150" w:type="dxa"/>
+            </w:tcMar>
+          </w:tcPr>
+          <w:p>
+            <w:pPr>
+              <w:spacing w:after="40"/>
+              <w:jc w:val="left"/>
+            </w:pPr>
+            <w:r/>
+            <w:r>
+              <w:rPr>
+                <w:b/>
+              </w:rPr>
+              <w:t>5 mF</w:t>
+            </w:r>
+            <w:r/>
+          </w:p>
+        </w:tc>
+        <w:tc>
+          <w:tcPr>
+            <w:tcW w:type="dxa" w:w="2340"/>
+            <w:shd w:fill="F8FAFC"/>
+            <w:tcMar>
+              <w:top w:w="100" w:type="dxa"/>
+              <w:bottom w:w="100" w:type="dxa"/>
+              <w:left w:w="150" w:type="dxa"/>
+              <w:right w:w="150" w:type="dxa"/>
+            </w:tcMar>
+          </w:tcPr>
+          <w:p>
+            <w:pPr>
+              <w:spacing w:after="40"/>
+              <w:jc w:val="left"/>
+            </w:pPr>
+            <w:r>
+              <w:t>Powersave</w:t>
+            </w:r>
+          </w:p>
+        </w:tc>
+        <w:tc>
+          <w:tcPr>
+            <w:tcW w:type="dxa" w:w="2340"/>
+            <w:shd w:fill="F8FAFC"/>
+            <w:tcMar>
+              <w:top w:w="100" w:type="dxa"/>
+              <w:bottom w:w="100" w:type="dxa"/>
+              <w:left w:w="150" w:type="dxa"/>
+              <w:right w:w="150" w:type="dxa"/>
+            </w:tcMar>
+          </w:tcPr>
+          <w:p>
+            <w:pPr>
+              <w:spacing w:after="40"/>
+              <w:jc w:val="left"/>
+            </w:pPr>
+            <w:r>
+              <w:t>0.0%</w:t>
+            </w:r>
+          </w:p>
+        </w:tc>
+        <w:tc>
+          <w:tcPr>
+            <w:tcW w:type="dxa" w:w="2340"/>
+            <w:shd w:fill="F8FAFC"/>
+            <w:tcMar>
+              <w:top w:w="100" w:type="dxa"/>
+              <w:bottom w:w="100" w:type="dxa"/>
+              <w:left w:w="150" w:type="dxa"/>
+              <w:right w:w="150" w:type="dxa"/>
+            </w:tcMar>
+          </w:tcPr>
+          <w:p>
+            <w:pPr>
+              <w:spacing w:after="40"/>
+              <w:jc w:val="left"/>
+            </w:pPr>
+            <w:r>
+              <w:t>$166.2 \pm 4.1$</w:t>
+            </w:r>
+          </w:p>
+        </w:tc>
+      </w:tr>
+      <w:tr>
+        <w:tc>
+          <w:tcPr>
+            <w:tcW w:type="dxa" w:w="2340"/>
+            <w:shd w:fill="FFFFFF"/>
+            <w:tcMar>
+              <w:top w:w="100" w:type="dxa"/>
+              <w:bottom w:w="100" w:type="dxa"/>
+              <w:left w:w="150" w:type="dxa"/>
+              <w:right w:w="150" w:type="dxa"/>
+            </w:tcMar>
+          </w:tcPr>
+          <w:p>
+            <w:pPr>
+              <w:spacing w:after="40"/>
+              <w:jc w:val="left"/>
+            </w:pPr>
+            <w:r/>
+            <w:r>
+              <w:rPr>
+                <w:b/>
+              </w:rPr>
+              <w:t>5 mF</w:t>
+            </w:r>
+            <w:r/>
+          </w:p>
+        </w:tc>
+        <w:tc>
+          <w:tcPr>
+            <w:tcW w:type="dxa" w:w="2340"/>
+            <w:shd w:fill="FFFFFF"/>
+            <w:tcMar>
+              <w:top w:w="100" w:type="dxa"/>
+              <w:bottom w:w="100" w:type="dxa"/>
+              <w:left w:w="150" w:type="dxa"/>
+              <w:right w:w="150" w:type="dxa"/>
+            </w:tcMar>
+          </w:tcPr>
+          <w:p>
+            <w:pPr>
+              <w:spacing w:after="40"/>
+              <w:jc w:val="left"/>
+            </w:pPr>
+            <w:r>
+              <w:t>Static Threshold</w:t>
+            </w:r>
+          </w:p>
+        </w:tc>
+        <w:tc>
+          <w:tcPr>
+            <w:tcW w:type="dxa" w:w="2340"/>
+            <w:shd w:fill="FFFFFF"/>
+            <w:tcMar>
+              <w:top w:w="100" w:type="dxa"/>
+              <w:bottom w:w="100" w:type="dxa"/>
+              <w:left w:w="150" w:type="dxa"/>
+              <w:right w:w="150" w:type="dxa"/>
+            </w:tcMar>
+          </w:tcPr>
+          <w:p>
+            <w:pPr>
+              <w:spacing w:after="40"/>
+              <w:jc w:val="left"/>
+            </w:pPr>
+            <w:r>
+              <w:t>0.0%</w:t>
+            </w:r>
+          </w:p>
+        </w:tc>
+        <w:tc>
+          <w:tcPr>
+            <w:tcW w:type="dxa" w:w="2340"/>
+            <w:shd w:fill="FFFFFF"/>
+            <w:tcMar>
+              <w:top w:w="100" w:type="dxa"/>
+              <w:bottom w:w="100" w:type="dxa"/>
+              <w:left w:w="150" w:type="dxa"/>
+              <w:right w:w="150" w:type="dxa"/>
+            </w:tcMar>
+          </w:tcPr>
+          <w:p>
+            <w:pPr>
+              <w:spacing w:after="40"/>
+              <w:jc w:val="left"/>
+            </w:pPr>
+            <w:r>
+              <w:t>$22.5 \pm 3.8$</w:t>
+            </w:r>
+          </w:p>
+        </w:tc>
+      </w:tr>
+      <w:tr>
+        <w:tc>
+          <w:tcPr>
+            <w:tcW w:type="dxa" w:w="2340"/>
+            <w:shd w:fill="F8FAFC"/>
+            <w:tcMar>
+              <w:top w:w="100" w:type="dxa"/>
+              <w:bottom w:w="100" w:type="dxa"/>
+              <w:left w:w="150" w:type="dxa"/>
+              <w:right w:w="150" w:type="dxa"/>
+            </w:tcMar>
+          </w:tcPr>
+          <w:p>
+            <w:pPr>
+              <w:spacing w:after="40"/>
+              <w:jc w:val="left"/>
+            </w:pPr>
+            <w:r/>
+            <w:r>
+              <w:rPr>
+                <w:b/>
+              </w:rPr>
+              <w:t>5 mF</w:t>
+            </w:r>
+            <w:r/>
+          </w:p>
+        </w:tc>
+        <w:tc>
+          <w:tcPr>
+            <w:tcW w:type="dxa" w:w="2340"/>
+            <w:shd w:fill="F8FAFC"/>
+            <w:tcMar>
+              <w:top w:w="100" w:type="dxa"/>
+              <w:bottom w:w="100" w:type="dxa"/>
+              <w:left w:w="150" w:type="dxa"/>
+              <w:right w:w="150" w:type="dxa"/>
+            </w:tcMar>
+          </w:tcPr>
+          <w:p>
+            <w:pPr>
+              <w:spacing w:after="40"/>
+              <w:jc w:val="left"/>
+            </w:pPr>
+            <w:r>
+              <w:t>Proposed PPO RL</w:t>
+            </w:r>
+          </w:p>
+        </w:tc>
+        <w:tc>
+          <w:tcPr>
+            <w:tcW w:type="dxa" w:w="2340"/>
+            <w:shd w:fill="F8FAFC"/>
+            <w:tcMar>
+              <w:top w:w="100" w:type="dxa"/>
+              <w:bottom w:w="100" w:type="dxa"/>
+              <w:left w:w="150" w:type="dxa"/>
+              <w:right w:w="150" w:type="dxa"/>
+            </w:tcMar>
+          </w:tcPr>
+          <w:p>
+            <w:pPr>
+              <w:spacing w:after="40"/>
+              <w:jc w:val="left"/>
+            </w:pPr>
+            <w:r>
+              <w:t>100.0%</w:t>
+            </w:r>
+          </w:p>
+        </w:tc>
+        <w:tc>
+          <w:tcPr>
+            <w:tcW w:type="dxa" w:w="2340"/>
+            <w:shd w:fill="F8FAFC"/>
+            <w:tcMar>
+              <w:top w:w="100" w:type="dxa"/>
+              <w:bottom w:w="100" w:type="dxa"/>
+              <w:left w:w="150" w:type="dxa"/>
+              <w:right w:w="150" w:type="dxa"/>
+            </w:tcMar>
+          </w:tcPr>
+          <w:p>
+            <w:pPr>
+              <w:spacing w:after="40"/>
+              <w:jc w:val="left"/>
+            </w:pPr>
+            <w:r>
+              <w:t>$5.5 \pm 0.6$</w:t>
+            </w:r>
+          </w:p>
+        </w:tc>
+      </w:tr>
+      <w:tr>
+        <w:tc>
+          <w:tcPr>
+            <w:tcW w:type="dxa" w:w="2340"/>
+            <w:shd w:fill="FFFFFF"/>
+            <w:tcMar>
+              <w:top w:w="100" w:type="dxa"/>
+              <w:bottom w:w="100" w:type="dxa"/>
+              <w:left w:w="150" w:type="dxa"/>
+              <w:right w:w="150" w:type="dxa"/>
+            </w:tcMar>
+          </w:tcPr>
+          <w:p>
+            <w:pPr>
+              <w:spacing w:after="40"/>
+              <w:jc w:val="left"/>
+            </w:pPr>
+            <w:r/>
+            <w:r>
+              <w:rPr>
+                <w:b/>
+              </w:rPr>
+              <w:t>10 mF (Nominal)</w:t>
+            </w:r>
+            <w:r/>
+          </w:p>
+        </w:tc>
+        <w:tc>
+          <w:tcPr>
+            <w:tcW w:type="dxa" w:w="2340"/>
+            <w:shd w:fill="FFFFFF"/>
+            <w:tcMar>
+              <w:top w:w="100" w:type="dxa"/>
+              <w:bottom w:w="100" w:type="dxa"/>
+              <w:left w:w="150" w:type="dxa"/>
+              <w:right w:w="150" w:type="dxa"/>
+            </w:tcMar>
+          </w:tcPr>
+          <w:p>
+            <w:pPr>
+              <w:spacing w:after="40"/>
+              <w:jc w:val="left"/>
+            </w:pPr>
+            <w:r>
+              <w:t>Static Threshold</w:t>
+            </w:r>
+          </w:p>
+        </w:tc>
+        <w:tc>
+          <w:tcPr>
+            <w:tcW w:type="dxa" w:w="2340"/>
+            <w:shd w:fill="FFFFFF"/>
+            <w:tcMar>
+              <w:top w:w="100" w:type="dxa"/>
+              <w:bottom w:w="100" w:type="dxa"/>
+              <w:left w:w="150" w:type="dxa"/>
+              <w:right w:w="150" w:type="dxa"/>
+            </w:tcMar>
+          </w:tcPr>
+          <w:p>
+            <w:pPr>
+              <w:spacing w:after="40"/>
+              <w:jc w:val="left"/>
+            </w:pPr>
+            <w:r>
+              <w:t>0.0%</w:t>
+            </w:r>
+          </w:p>
+        </w:tc>
+        <w:tc>
+          <w:tcPr>
+            <w:tcW w:type="dxa" w:w="2340"/>
+            <w:shd w:fill="FFFFFF"/>
+            <w:tcMar>
+              <w:top w:w="100" w:type="dxa"/>
+              <w:bottom w:w="100" w:type="dxa"/>
+              <w:left w:w="150" w:type="dxa"/>
+              <w:right w:w="150" w:type="dxa"/>
+            </w:tcMar>
+          </w:tcPr>
+          <w:p>
+            <w:pPr>
+              <w:spacing w:after="40"/>
+              <w:jc w:val="left"/>
+            </w:pPr>
+            <w:r>
+              <w:t>$13.0 \pm 2.4$</w:t>
+            </w:r>
+          </w:p>
+        </w:tc>
+      </w:tr>
+      <w:tr>
+        <w:tc>
+          <w:tcPr>
+            <w:tcW w:type="dxa" w:w="2340"/>
+            <w:shd w:fill="F8FAFC"/>
+            <w:tcMar>
+              <w:top w:w="100" w:type="dxa"/>
+              <w:bottom w:w="100" w:type="dxa"/>
+              <w:left w:w="150" w:type="dxa"/>
+              <w:right w:w="150" w:type="dxa"/>
+            </w:tcMar>
+          </w:tcPr>
+          <w:p>
+            <w:pPr>
+              <w:spacing w:after="40"/>
+              <w:jc w:val="left"/>
+            </w:pPr>
+            <w:r/>
+            <w:r>
+              <w:rPr>
+                <w:b/>
+              </w:rPr>
+              <w:t>10 mF (Nominal)</w:t>
+            </w:r>
+            <w:r/>
+          </w:p>
+        </w:tc>
+        <w:tc>
+          <w:tcPr>
+            <w:tcW w:type="dxa" w:w="2340"/>
+            <w:shd w:fill="F8FAFC"/>
+            <w:tcMar>
+              <w:top w:w="100" w:type="dxa"/>
+              <w:bottom w:w="100" w:type="dxa"/>
+              <w:left w:w="150" w:type="dxa"/>
+              <w:right w:w="150" w:type="dxa"/>
+            </w:tcMar>
+          </w:tcPr>
+          <w:p>
+            <w:pPr>
+              <w:spacing w:after="40"/>
+              <w:jc w:val="left"/>
+            </w:pPr>
+            <w:r/>
+            <w:r>
+              <w:rPr>
+                <w:b/>
+              </w:rPr>
+              <w:t>Proposed PPO RL</w:t>
+            </w:r>
+            <w:r/>
+          </w:p>
+        </w:tc>
+        <w:tc>
+          <w:tcPr>
+            <w:tcW w:type="dxa" w:w="2340"/>
+            <w:shd w:fill="F8FAFC"/>
+            <w:tcMar>
+              <w:top w:w="100" w:type="dxa"/>
+              <w:bottom w:w="100" w:type="dxa"/>
+              <w:left w:w="150" w:type="dxa"/>
+              <w:right w:w="150" w:type="dxa"/>
+            </w:tcMar>
+          </w:tcPr>
+          <w:p>
+            <w:pPr>
+              <w:spacing w:after="40"/>
+              <w:jc w:val="left"/>
+            </w:pPr>
+            <w:r/>
+            <w:r>
+              <w:rPr>
+                <w:b/>
+              </w:rPr>
+              <w:t>13.3%</w:t>
+            </w:r>
+            <w:r/>
+          </w:p>
+        </w:tc>
+        <w:tc>
+          <w:tcPr>
+            <w:tcW w:type="dxa" w:w="2340"/>
+            <w:shd w:fill="F8FAFC"/>
+            <w:tcMar>
+              <w:top w:w="100" w:type="dxa"/>
+              <w:bottom w:w="100" w:type="dxa"/>
+              <w:left w:w="150" w:type="dxa"/>
+              <w:right w:w="150" w:type="dxa"/>
+            </w:tcMar>
+          </w:tcPr>
+          <w:p>
+            <w:pPr>
+              <w:spacing w:after="40"/>
+              <w:jc w:val="left"/>
+            </w:pPr>
+            <w:r/>
+            <w:r>
+              <w:rPr>
+                <w:b/>
+              </w:rPr>
+              <w:t>$4.8 \pm 0.4$</w:t>
+            </w:r>
+            <w:r/>
+          </w:p>
+        </w:tc>
+      </w:tr>
+      <w:tr>
+        <w:tc>
+          <w:tcPr>
+            <w:tcW w:type="dxa" w:w="2340"/>
+            <w:shd w:fill="FFFFFF"/>
+            <w:tcMar>
+              <w:top w:w="100" w:type="dxa"/>
+              <w:bottom w:w="100" w:type="dxa"/>
+              <w:left w:w="150" w:type="dxa"/>
+              <w:right w:w="150" w:type="dxa"/>
+            </w:tcMar>
+          </w:tcPr>
+          <w:p>
+            <w:pPr>
+              <w:spacing w:after="40"/>
+              <w:jc w:val="left"/>
+            </w:pPr>
+            <w:r/>
+            <w:r>
+              <w:rPr>
+                <w:b/>
+              </w:rPr>
+              <w:t>30 mF</w:t>
+            </w:r>
+            <w:r/>
+          </w:p>
+        </w:tc>
+        <w:tc>
+          <w:tcPr>
+            <w:tcW w:type="dxa" w:w="2340"/>
+            <w:shd w:fill="FFFFFF"/>
+            <w:tcMar>
+              <w:top w:w="100" w:type="dxa"/>
+              <w:bottom w:w="100" w:type="dxa"/>
+              <w:left w:w="150" w:type="dxa"/>
+              <w:right w:w="150" w:type="dxa"/>
+            </w:tcMar>
+          </w:tcPr>
+          <w:p>
+            <w:pPr>
+              <w:spacing w:after="40"/>
+              <w:jc w:val="left"/>
+            </w:pPr>
+            <w:r>
+              <w:t>Static Threshold</w:t>
+            </w:r>
+          </w:p>
+        </w:tc>
+        <w:tc>
+          <w:tcPr>
+            <w:tcW w:type="dxa" w:w="2340"/>
+            <w:shd w:fill="FFFFFF"/>
+            <w:tcMar>
+              <w:top w:w="100" w:type="dxa"/>
+              <w:bottom w:w="100" w:type="dxa"/>
+              <w:left w:w="150" w:type="dxa"/>
+              <w:right w:w="150" w:type="dxa"/>
+            </w:tcMar>
+          </w:tcPr>
+          <w:p>
+            <w:pPr>
+              <w:spacing w:after="40"/>
+              <w:jc w:val="left"/>
+            </w:pPr>
+            <w:r>
+              <w:t>0.0%</w:t>
+            </w:r>
+          </w:p>
+        </w:tc>
+        <w:tc>
+          <w:tcPr>
+            <w:tcW w:type="dxa" w:w="2340"/>
+            <w:shd w:fill="FFFFFF"/>
+            <w:tcMar>
+              <w:top w:w="100" w:type="dxa"/>
+              <w:bottom w:w="100" w:type="dxa"/>
+              <w:left w:w="150" w:type="dxa"/>
+              <w:right w:w="150" w:type="dxa"/>
+            </w:tcMar>
+          </w:tcPr>
+          <w:p>
+            <w:pPr>
+              <w:spacing w:after="40"/>
+              <w:jc w:val="left"/>
+            </w:pPr>
+            <w:r>
+              <w:t>$4.2 \pm 0.2$</w:t>
+            </w:r>
+          </w:p>
+        </w:tc>
+      </w:tr>
+      <w:tr>
+        <w:tc>
+          <w:tcPr>
+            <w:tcW w:type="dxa" w:w="2340"/>
+            <w:shd w:fill="F8FAFC"/>
+            <w:tcMar>
+              <w:top w:w="100" w:type="dxa"/>
+              <w:bottom w:w="100" w:type="dxa"/>
+              <w:left w:w="150" w:type="dxa"/>
+              <w:right w:w="150" w:type="dxa"/>
+            </w:tcMar>
+          </w:tcPr>
+          <w:p>
+            <w:pPr>
+              <w:spacing w:after="40"/>
+              <w:jc w:val="left"/>
+            </w:pPr>
+            <w:r/>
+            <w:r>
+              <w:rPr>
+                <w:b/>
+              </w:rPr>
+              <w:t>30 mF</w:t>
+            </w:r>
+            <w:r/>
+          </w:p>
+        </w:tc>
+        <w:tc>
+          <w:tcPr>
+            <w:tcW w:type="dxa" w:w="2340"/>
+            <w:shd w:fill="F8FAFC"/>
+            <w:tcMar>
+              <w:top w:w="100" w:type="dxa"/>
+              <w:bottom w:w="100" w:type="dxa"/>
+              <w:left w:w="150" w:type="dxa"/>
+              <w:right w:w="150" w:type="dxa"/>
+            </w:tcMar>
+          </w:tcPr>
+          <w:p>
+            <w:pPr>
+              <w:spacing w:after="40"/>
+              <w:jc w:val="left"/>
+            </w:pPr>
+            <w:r/>
+            <w:r>
+              <w:rPr>
+                <w:b/>
+              </w:rPr>
+              <w:t>Proposed PPO RL</w:t>
+            </w:r>
+            <w:r/>
+          </w:p>
+        </w:tc>
+        <w:tc>
+          <w:tcPr>
+            <w:tcW w:type="dxa" w:w="2340"/>
+            <w:shd w:fill="F8FAFC"/>
+            <w:tcMar>
+              <w:top w:w="100" w:type="dxa"/>
+              <w:bottom w:w="100" w:type="dxa"/>
+              <w:left w:w="150" w:type="dxa"/>
+              <w:right w:w="150" w:type="dxa"/>
+            </w:tcMar>
+          </w:tcPr>
+          <w:p>
+            <w:pPr>
+              <w:spacing w:after="40"/>
+              <w:jc w:val="left"/>
+            </w:pPr>
+            <w:r/>
+            <w:r>
+              <w:rPr>
+                <w:b/>
+              </w:rPr>
+              <w:t>0.0%</w:t>
+            </w:r>
+            <w:r/>
+          </w:p>
+        </w:tc>
+        <w:tc>
+          <w:tcPr>
+            <w:tcW w:type="dxa" w:w="2340"/>
+            <w:shd w:fill="F8FAFC"/>
+            <w:tcMar>
+              <w:top w:w="100" w:type="dxa"/>
+              <w:bottom w:w="100" w:type="dxa"/>
+              <w:left w:w="150" w:type="dxa"/>
+              <w:right w:w="150" w:type="dxa"/>
+            </w:tcMar>
+          </w:tcPr>
+          <w:p>
+            <w:pPr>
+              <w:spacing w:after="40"/>
+              <w:jc w:val="left"/>
+            </w:pPr>
+            <w:r/>
+            <w:r>
+              <w:rPr>
+                <w:b/>
+              </w:rPr>
+              <w:t>$4.8 \pm 0.4$</w:t>
+            </w:r>
+            <w:r/>
+          </w:p>
+        </w:tc>
+      </w:tr>
+      <w:tr>
+        <w:tc>
+          <w:tcPr>
+            <w:tcW w:type="dxa" w:w="2340"/>
+            <w:shd w:fill="FFFFFF"/>
+            <w:tcMar>
+              <w:top w:w="100" w:type="dxa"/>
+              <w:bottom w:w="100" w:type="dxa"/>
+              <w:left w:w="150" w:type="dxa"/>
+              <w:right w:w="150" w:type="dxa"/>
+            </w:tcMar>
+          </w:tcPr>
+          <w:p>
+            <w:pPr>
+              <w:spacing w:after="40"/>
+              <w:jc w:val="left"/>
+            </w:pPr>
+            <w:r/>
+            <w:r>
+              <w:rPr>
+                <w:b/>
+              </w:rPr>
+              <w:t>50 mF</w:t>
+            </w:r>
+            <w:r/>
+          </w:p>
+        </w:tc>
+        <w:tc>
+          <w:tcPr>
+            <w:tcW w:type="dxa" w:w="2340"/>
+            <w:shd w:fill="FFFFFF"/>
+            <w:tcMar>
+              <w:top w:w="100" w:type="dxa"/>
+              <w:bottom w:w="100" w:type="dxa"/>
+              <w:left w:w="150" w:type="dxa"/>
+              <w:right w:w="150" w:type="dxa"/>
+            </w:tcMar>
+          </w:tcPr>
+          <w:p>
+            <w:pPr>
+              <w:spacing w:after="40"/>
+              <w:jc w:val="left"/>
+            </w:pPr>
+            <w:r>
+              <w:t>Static Threshold</w:t>
+            </w:r>
+          </w:p>
+        </w:tc>
+        <w:tc>
+          <w:tcPr>
+            <w:tcW w:type="dxa" w:w="2340"/>
+            <w:shd w:fill="FFFFFF"/>
+            <w:tcMar>
+              <w:top w:w="100" w:type="dxa"/>
+              <w:bottom w:w="100" w:type="dxa"/>
+              <w:left w:w="150" w:type="dxa"/>
+              <w:right w:w="150" w:type="dxa"/>
+            </w:tcMar>
+          </w:tcPr>
+          <w:p>
+            <w:pPr>
+              <w:spacing w:after="40"/>
+              <w:jc w:val="left"/>
+            </w:pPr>
+            <w:r>
+              <w:t>0.0%</w:t>
+            </w:r>
+          </w:p>
+        </w:tc>
+        <w:tc>
+          <w:tcPr>
+            <w:tcW w:type="dxa" w:w="2340"/>
+            <w:shd w:fill="FFFFFF"/>
+            <w:tcMar>
+              <w:top w:w="100" w:type="dxa"/>
+              <w:bottom w:w="100" w:type="dxa"/>
+              <w:left w:w="150" w:type="dxa"/>
+              <w:right w:w="150" w:type="dxa"/>
+            </w:tcMar>
+          </w:tcPr>
+          <w:p>
+            <w:pPr>
+              <w:spacing w:after="40"/>
+              <w:jc w:val="left"/>
+            </w:pPr>
+            <w:r>
+              <w:t>$4.2 \pm 0.2$</w:t>
+            </w:r>
+          </w:p>
+        </w:tc>
+      </w:tr>
+      <w:tr>
+        <w:tc>
+          <w:tcPr>
+            <w:tcW w:type="dxa" w:w="2340"/>
+            <w:shd w:fill="F8FAFC"/>
+            <w:tcMar>
+              <w:top w:w="100" w:type="dxa"/>
+              <w:bottom w:w="100" w:type="dxa"/>
+              <w:left w:w="150" w:type="dxa"/>
+              <w:right w:w="150" w:type="dxa"/>
+            </w:tcMar>
+          </w:tcPr>
+          <w:p>
+            <w:pPr>
+              <w:spacing w:after="40"/>
+              <w:jc w:val="left"/>
+            </w:pPr>
+            <w:r/>
+            <w:r>
+              <w:rPr>
+                <w:b/>
+              </w:rPr>
+              <w:t>50 mF</w:t>
+            </w:r>
+            <w:r/>
+          </w:p>
+        </w:tc>
+        <w:tc>
+          <w:tcPr>
+            <w:tcW w:type="dxa" w:w="2340"/>
+            <w:shd w:fill="F8FAFC"/>
+            <w:tcMar>
+              <w:top w:w="100" w:type="dxa"/>
+              <w:bottom w:w="100" w:type="dxa"/>
+              <w:left w:w="150" w:type="dxa"/>
+              <w:right w:w="150" w:type="dxa"/>
+            </w:tcMar>
+          </w:tcPr>
+          <w:p>
+            <w:pPr>
+              <w:spacing w:after="40"/>
+              <w:jc w:val="left"/>
+            </w:pPr>
+            <w:r/>
+            <w:r>
+              <w:rPr>
+                <w:b/>
+              </w:rPr>
+              <w:t>Proposed PPO RL</w:t>
+            </w:r>
+            <w:r/>
+          </w:p>
+        </w:tc>
+        <w:tc>
+          <w:tcPr>
+            <w:tcW w:type="dxa" w:w="2340"/>
+            <w:shd w:fill="F8FAFC"/>
+            <w:tcMar>
+              <w:top w:w="100" w:type="dxa"/>
+              <w:bottom w:w="100" w:type="dxa"/>
+              <w:left w:w="150" w:type="dxa"/>
+              <w:right w:w="150" w:type="dxa"/>
+            </w:tcMar>
+          </w:tcPr>
+          <w:p>
+            <w:pPr>
+              <w:spacing w:after="40"/>
+              <w:jc w:val="left"/>
+            </w:pPr>
+            <w:r/>
+            <w:r>
+              <w:rPr>
+                <w:b/>
+              </w:rPr>
+              <w:t>0.0%</w:t>
+            </w:r>
+            <w:r/>
+          </w:p>
+        </w:tc>
+        <w:tc>
+          <w:tcPr>
+            <w:tcW w:type="dxa" w:w="2340"/>
+            <w:shd w:fill="F8FAFC"/>
+            <w:tcMar>
+              <w:top w:w="100" w:type="dxa"/>
+              <w:bottom w:w="100" w:type="dxa"/>
+              <w:left w:w="150" w:type="dxa"/>
+              <w:right w:w="150" w:type="dxa"/>
+            </w:tcMar>
+          </w:tcPr>
+          <w:p>
+            <w:pPr>
+              <w:spacing w:after="40"/>
+              <w:jc w:val="left"/>
+            </w:pPr>
+            <w:r/>
+            <w:r>
+              <w:rPr>
+                <w:b/>
+              </w:rPr>
+              <w:t>$4.8 \pm 0.4$</w:t>
+            </w:r>
+            <w:r/>
+          </w:p>
+        </w:tc>
+      </w:tr>
+    </w:tbl>
+    <w:p/>
     <w:p>
       <w:pPr>
         <w:spacing w:after="200"/>
